--- a/backend/test-input/test.docx
+++ b/backend/test-input/test.docx
@@ -1,6 +1,6 @@
 
 <file path=word/document.xml><?xml version="1.0" encoding="utf-8"?>
-<w:document xmlns:o="urn:schemas-microsoft-com:office:office" xmlns:r="http://schemas.openxmlformats.org/officeDocument/2006/relationships" xmlns:v="urn:schemas-microsoft-com:vml" xmlns:w="http://schemas.openxmlformats.org/wordprocessingml/2006/main" xmlns:w10="urn:schemas-microsoft-com:office:word" xmlns:wp="http://schemas.openxmlformats.org/drawingml/2006/wordprocessingDrawing" xmlns:pic="http://schemas.openxmlformats.org/drawingml/2006/picture" xmlns:wps="http://schemas.microsoft.com/office/word/2010/wordprocessingShape" xmlns:wpg="http://schemas.microsoft.com/office/word/2010/wordprocessingGroup" xmlns:mc="http://schemas.openxmlformats.org/markup-compatibility/2006" xmlns:wp14="http://schemas.microsoft.com/office/word/2010/wordprocessingDrawing" xmlns:w14="http://schemas.microsoft.com/office/word/2010/wordml" xmlns:w15="http://schemas.microsoft.com/office/word/2012/wordml" mc:Ignorable="w14 wp14 w15">
+<w:document xmlns:o="urn:schemas-microsoft-com:office:office" xmlns:r="http://schemas.openxmlformats.org/officeDocument/2006/relationships" xmlns:v="urn:schemas-microsoft-com:vml" xmlns:w="http://schemas.openxmlformats.org/wordprocessingml/2006/main" xmlns:w10="urn:schemas-microsoft-com:office:word" xmlns:wp="http://schemas.openxmlformats.org/drawingml/2006/wordprocessingDrawing" xmlns:wps="http://schemas.microsoft.com/office/word/2010/wordprocessingShape" xmlns:wpg="http://schemas.microsoft.com/office/word/2010/wordprocessingGroup" xmlns:mc="http://schemas.openxmlformats.org/markup-compatibility/2006" xmlns:wp14="http://schemas.microsoft.com/office/word/2010/wordprocessingDrawing" xmlns:w14="http://schemas.microsoft.com/office/word/2010/wordml" xmlns:w15="http://schemas.microsoft.com/office/word/2012/wordml" mc:Ignorable="w14 wp14 w15">
   <w:body>
     <w:sdt>
       <w:sdtPr>
@@ -35,26 +35,26 @@
           </w:r>
           <w:r>
             <w:rPr>
-              <w:rStyle w:val="IndexLink"/>
+              <w:rStyle w:val="Style19"/>
             </w:rPr>
             <w:instrText xml:space="preserve"> TOC \o "1-3" \h</w:instrText>
           </w:r>
           <w:r>
             <w:rPr>
-              <w:rStyle w:val="IndexLink"/>
+              <w:rStyle w:val="Style19"/>
             </w:rPr>
             <w:fldChar w:fldCharType="separate"/>
           </w:r>
           <w:hyperlink w:anchor="__RefHeading___Toc13668_1734033060">
             <w:r>
               <w:rPr>
-                <w:rStyle w:val="IndexLink"/>
+                <w:rStyle w:val="Style19"/>
               </w:rPr>
               <w:t>СПИСОК СОКРАЩЕНИЙ И УСЛОВНЫХ ОБОЗНАЧЕНИЙ</w:t>
             </w:r>
             <w:r>
               <w:rPr>
-                <w:rStyle w:val="IndexLink"/>
+                <w:rStyle w:val="Style19"/>
               </w:rPr>
               <w:tab/>
               <w:t>8</w:t>
@@ -73,7 +73,7 @@
           <w:hyperlink w:anchor="__RefHeading___Toc12416_1734033060">
             <w:r>
               <w:rPr>
-                <w:rStyle w:val="IndexLink"/>
+                <w:rStyle w:val="Style19"/>
               </w:rPr>
               <w:t>ТЕРМИНЫ И ОПРЕДЕЛЕНИЯ</w:t>
               <w:tab/>
@@ -93,7 +93,7 @@
           <w:hyperlink w:anchor="__RefHeading___Toc12418_1734033060">
             <w:r>
               <w:rPr>
-                <w:rStyle w:val="IndexLink"/>
+                <w:rStyle w:val="Style19"/>
               </w:rPr>
               <w:t>ВВЕДЕНИЕ</w:t>
               <w:tab/>
@@ -113,7 +113,7 @@
           <w:hyperlink w:anchor="__RefHeading___Toc12420_1734033060">
             <w:r>
               <w:rPr>
-                <w:rStyle w:val="IndexLink"/>
+                <w:rStyle w:val="Style19"/>
               </w:rPr>
               <w:t>1. ОБОСНОВАНИЕ И ТРЕБОВАНИЯ</w:t>
               <w:tab/>
@@ -133,7 +133,7 @@
           <w:hyperlink w:anchor="__RefHeading___Toc12422_1734033060">
             <w:r>
               <w:rPr>
-                <w:rStyle w:val="IndexLink"/>
+                <w:rStyle w:val="Style19"/>
               </w:rPr>
               <w:t>1.1 Контекст и актуальность области</w:t>
               <w:tab/>
@@ -153,7 +153,7 @@
           <w:hyperlink w:anchor="__RefHeading___Toc12424_1734033060">
             <w:r>
               <w:rPr>
-                <w:rStyle w:val="IndexLink"/>
+                <w:rStyle w:val="Style19"/>
               </w:rPr>
               <w:t>1.6 Выводы</w:t>
               <w:tab/>
@@ -173,7 +173,7 @@
           <w:hyperlink w:anchor="__RefHeading___Toc12426_1734033060">
             <w:r>
               <w:rPr>
-                <w:rStyle w:val="IndexLink"/>
+                <w:rStyle w:val="Style19"/>
               </w:rPr>
               <w:t>2. ПРОЕКТНЫЙ РАЗДЕЛ</w:t>
               <w:tab/>
@@ -193,7 +193,7 @@
           <w:hyperlink w:anchor="__RefHeading___Toc12428_1734033060">
             <w:r>
               <w:rPr>
-                <w:rStyle w:val="IndexLink"/>
+                <w:rStyle w:val="Style19"/>
               </w:rPr>
               <w:t>2.1 Определение темы и подходов</w:t>
               <w:tab/>
@@ -213,7 +213,7 @@
           <w:hyperlink w:anchor="__RefHeading___Toc12430_1734033060">
             <w:r>
               <w:rPr>
-                <w:rStyle w:val="IndexLink"/>
+                <w:rStyle w:val="Style19"/>
               </w:rPr>
               <w:t>2.6 Выводы</w:t>
               <w:tab/>
@@ -233,7 +233,7 @@
           <w:hyperlink w:anchor="__RefHeading___Toc12432_1734033060">
             <w:r>
               <w:rPr>
-                <w:rStyle w:val="IndexLink"/>
+                <w:rStyle w:val="Style19"/>
               </w:rPr>
               <w:t>3. РАЗРАБОТКА</w:t>
               <w:tab/>
@@ -253,7 +253,7 @@
           <w:hyperlink w:anchor="__RefHeading___Toc12434_1734033060">
             <w:r>
               <w:rPr>
-                <w:rStyle w:val="IndexLink"/>
+                <w:rStyle w:val="Style19"/>
               </w:rPr>
               <w:t>3.1 Разработка серверной части</w:t>
               <w:tab/>
@@ -273,7 +273,7 @@
           <w:hyperlink w:anchor="__RefHeading___Toc12436_1734033060">
             <w:r>
               <w:rPr>
-                <w:rStyle w:val="IndexLink"/>
+                <w:rStyle w:val="Style19"/>
               </w:rPr>
               <w:t>3.2 Разработка клиентской части</w:t>
               <w:tab/>
@@ -293,7 +293,7 @@
           <w:hyperlink w:anchor="__RefHeading___Toc12438_1734033060">
             <w:r>
               <w:rPr>
-                <w:rStyle w:val="IndexLink"/>
+                <w:rStyle w:val="Style19"/>
               </w:rPr>
               <w:t>3.3 Выводы</w:t>
               <w:tab/>
@@ -313,7 +313,7 @@
           <w:hyperlink w:anchor="__RefHeading___Toc12440_1734033060">
             <w:r>
               <w:rPr>
-                <w:rStyle w:val="IndexLink"/>
+                <w:rStyle w:val="Style19"/>
               </w:rPr>
               <w:t>4. АНАЛИЗ РЕЗУЛЬТАТОВ</w:t>
               <w:tab/>
@@ -333,7 +333,7 @@
           <w:hyperlink w:anchor="__RefHeading___Toc12442_1734033060">
             <w:r>
               <w:rPr>
-                <w:rStyle w:val="IndexLink"/>
+                <w:rStyle w:val="Style19"/>
               </w:rPr>
               <w:t>4.1 Процесс и результаты тестирования</w:t>
               <w:tab/>
@@ -353,7 +353,7 @@
           <w:hyperlink w:anchor="__RefHeading___Toc12444_1734033060">
             <w:r>
               <w:rPr>
-                <w:rStyle w:val="IndexLink"/>
+                <w:rStyle w:val="Style19"/>
               </w:rPr>
               <w:t>4.2 Анализ конкурентных решений</w:t>
               <w:tab/>
@@ -373,7 +373,7 @@
           <w:hyperlink w:anchor="__RefHeading___Toc12446_1734033060">
             <w:r>
               <w:rPr>
-                <w:rStyle w:val="IndexLink"/>
+                <w:rStyle w:val="Style19"/>
               </w:rPr>
               <w:t>4.3 Возможности для дальнейшего развития</w:t>
               <w:tab/>
@@ -393,7 +393,7 @@
           <w:hyperlink w:anchor="__RefHeading___Toc12448_1734033060">
             <w:r>
               <w:rPr>
-                <w:rStyle w:val="IndexLink"/>
+                <w:rStyle w:val="Style19"/>
               </w:rPr>
               <w:t>ЗАКЛЮЧЕНИЕ</w:t>
               <w:tab/>
@@ -413,7 +413,7 @@
           <w:hyperlink w:anchor="__RefHeading___Toc12450_1734033060">
             <w:r>
               <w:rPr>
-                <w:rStyle w:val="IndexLink"/>
+                <w:rStyle w:val="Style19"/>
               </w:rPr>
               <w:t>СПИСОК ИСПОЛЬЗОВАННЫХ ИСТОЧНИКОВ</w:t>
               <w:tab/>
@@ -433,7 +433,7 @@
           <w:hyperlink w:anchor="__RefHeading___Toc12452_1734033060">
             <w:r>
               <w:rPr>
-                <w:rStyle w:val="IndexLink"/>
+                <w:rStyle w:val="Style19"/>
               </w:rPr>
               <w:t>ПРИЛОЖЕНИЕ А</w:t>
               <w:tab/>
@@ -453,7 +453,7 @@
           <w:hyperlink w:anchor="__RefHeading___Toc12454_1734033060">
             <w:r>
               <w:rPr>
-                <w:rStyle w:val="IndexLink"/>
+                <w:rStyle w:val="Style19"/>
               </w:rPr>
               <w:t>ПРИЛОЖЕНИЕ Б</w:t>
               <w:tab/>
@@ -473,7 +473,7 @@
           <w:hyperlink w:anchor="__RefHeading___Toc12456_1734033060">
             <w:r>
               <w:rPr>
-                <w:rStyle w:val="IndexLink"/>
+                <w:rStyle w:val="Style19"/>
               </w:rPr>
               <w:t>ПРИЛОЖЕНИЕ В</w:t>
               <w:tab/>
@@ -482,7 +482,7 @@
           </w:hyperlink>
           <w:r>
             <w:rPr>
-              <w:rStyle w:val="IndexLink"/>
+              <w:rStyle w:val="Style19"/>
             </w:rPr>
             <w:fldChar w:fldCharType="end"/>
           </w:r>
@@ -511,8 +511,8 @@
         <w:rPr/>
       </w:pPr>
       <w:bookmarkStart w:id="0" w:name="__RefHeading___Toc13668_1734033060"/>
-      <w:bookmarkStart w:id="1" w:name="_Toc130343945"/>
-      <w:bookmarkStart w:id="2" w:name="_Toc140087571"/>
+      <w:bookmarkStart w:id="1" w:name="_Toc140087571"/>
+      <w:bookmarkStart w:id="2" w:name="_Toc130343945"/>
       <w:bookmarkEnd w:id="0"/>
       <w:r>
         <w:rPr/>
@@ -741,8 +741,8 @@
         <w:rPr/>
       </w:pPr>
       <w:bookmarkStart w:id="5" w:name="__RefHeading___Toc12418_1734033060"/>
-      <w:bookmarkStart w:id="6" w:name="_Toc130343946"/>
-      <w:bookmarkStart w:id="7" w:name="_Toc140087573"/>
+      <w:bookmarkStart w:id="6" w:name="_Toc140087573"/>
+      <w:bookmarkStart w:id="7" w:name="_Toc130343946"/>
       <w:bookmarkEnd w:id="5"/>
       <w:r>
         <w:rPr/>
@@ -814,6 +814,7 @@
         <w:rPr/>
         <w:t>Контекст и актуальность области</w:t>
       </w:r>
+      <w:bookmarkStart w:id="12" w:name="__RefHeading___Toc12424_1734033060"/>
     </w:p>
     <w:p>
       <w:pPr>
@@ -834,14 +835,17 @@
           <w:lang w:val="ru-RU"/>
         </w:rPr>
       </w:pPr>
-      <w:bookmarkStart w:id="12" w:name="__RefHeading___Toc12424_1734033060"/>
       <w:bookmarkStart w:id="13" w:name="_Toc140087576"/>
       <w:bookmarkEnd w:id="12"/>
       <w:r>
         <w:rPr/>
-        <w:t>1.6 Выводы</w:t>
+        <w:t>1.6 Вывод</w:t>
       </w:r>
       <w:bookmarkEnd w:id="13"/>
+      <w:r>
+        <w:rPr/>
+        <w:t>ы</w:t>
+      </w:r>
     </w:p>
     <w:p>
       <w:pPr>
@@ -892,6 +896,7 @@
         </w:rPr>
         <w:t xml:space="preserve"> </w:t>
       </w:r>
+      <w:bookmarkStart w:id="18" w:name="__RefHeading___Toc12430_1734033060"/>
     </w:p>
     <w:p>
       <w:pPr>
@@ -912,14 +917,17 @@
           <w:lang w:val="ru-RU"/>
         </w:rPr>
       </w:pPr>
-      <w:bookmarkStart w:id="18" w:name="__RefHeading___Toc12430_1734033060"/>
       <w:bookmarkStart w:id="19" w:name="_Toc140087579"/>
       <w:bookmarkEnd w:id="18"/>
       <w:r>
         <w:rPr/>
-        <w:t>2.6 Выводы</w:t>
+        <w:t>2.6 Вывод</w:t>
       </w:r>
       <w:bookmarkEnd w:id="19"/>
+      <w:r>
+        <w:rPr/>
+        <w:t>ы</w:t>
+      </w:r>
     </w:p>
     <w:p>
       <w:pPr>
@@ -969,6 +977,7 @@
         <w:rPr/>
         <w:t>3.2 Разработка клиентской части</w:t>
       </w:r>
+      <w:bookmarkStart w:id="26" w:name="__RefHeading___Toc12438_1734033060"/>
       <w:bookmarkEnd w:id="25"/>
     </w:p>
     <w:p>
@@ -990,17 +999,16 @@
           <w:lang w:val="ru-RU"/>
         </w:rPr>
       </w:pPr>
-      <w:bookmarkStart w:id="26" w:name="__RefHeading___Toc12438_1734033060"/>
       <w:bookmarkStart w:id="27" w:name="_Toc140087583"/>
       <w:bookmarkEnd w:id="26"/>
       <w:r>
         <w:rPr/>
-        <w:t>3.3 Вывод</w:t>
+        <w:t>3.3 Выво</w:t>
       </w:r>
       <w:bookmarkEnd w:id="27"/>
       <w:r>
         <w:rPr/>
-        <w:t>ы</w:t>
+        <w:t>ды</w:t>
       </w:r>
       <w:bookmarkStart w:id="28" w:name="_Hlk135138718"/>
     </w:p>
@@ -1149,8 +1157,8 @@
         <w:rPr/>
       </w:pPr>
       <w:bookmarkStart w:id="39" w:name="__RefHeading___Toc12450_1734033060"/>
-      <w:bookmarkStart w:id="40" w:name="_Toc130343950"/>
-      <w:bookmarkStart w:id="41" w:name="_Toc140087589"/>
+      <w:bookmarkStart w:id="40" w:name="_Toc140087589"/>
+      <w:bookmarkStart w:id="41" w:name="_Toc130343950"/>
       <w:bookmarkEnd w:id="39"/>
       <w:r>
         <w:rPr/>
@@ -1189,9 +1197,16 @@
           <w:szCs w:val="28"/>
           <w:lang w:val="ru-RU"/>
         </w:rPr>
-        <w:t>Ньюмен С. Создание микросервисов. //СПб.: Питер, 2016. – 304 с.</w:t>
+        <w:t>Ньюмен С. Создание микросервисов. //СПб.: Питер, 2016. – 304 с</w:t>
       </w:r>
       <w:bookmarkEnd w:id="42"/>
+      <w:r>
+        <w:rPr>
+          <w:szCs w:val="28"/>
+          <w:lang w:val="ru-RU"/>
+        </w:rPr>
+        <w:t>.</w:t>
+      </w:r>
     </w:p>
     <w:p>
       <w:pPr>
@@ -1207,6 +1222,713 @@
       </w:r>
       <w:bookmarkEnd w:id="44"/>
     </w:p>
+    <w:p>
+      <w:pPr>
+        <w:pStyle w:val="-4"/>
+        <w:spacing w:lineRule="auto" w:line="240"/>
+        <w:ind w:hanging="0"/>
+        <w:jc w:val="both"/>
+        <w:rPr>
+          <w:lang w:val="ru-RU"/>
+        </w:rPr>
+      </w:pPr>
+      <w:r>
+        <w:rPr>
+          <w:lang w:val="ru-RU"/>
+        </w:rPr>
+        <w:t>Таблица</w:t>
+      </w:r>
+      <w:r>
+        <w:rPr>
+          <w:lang w:val="en-US"/>
+        </w:rPr>
+        <w:t xml:space="preserve"> 1 </w:t>
+      </w:r>
+      <w:r>
+        <w:rPr>
+          <w:lang w:val="ru-RU"/>
+        </w:rPr>
+        <w:t>- Да ты просто загляни в глаза тех пацанов</w:t>
+      </w:r>
+    </w:p>
+    <w:tbl>
+      <w:tblPr>
+        <w:tblW w:w="5000" w:type="pct"/>
+        <w:jc w:val="left"/>
+        <w:tblInd w:w="55" w:type="dxa"/>
+        <w:tblLayout w:type="fixed"/>
+        <w:tblCellMar>
+          <w:top w:w="55" w:type="dxa"/>
+          <w:left w:w="55" w:type="dxa"/>
+          <w:bottom w:w="55" w:type="dxa"/>
+          <w:right w:w="55" w:type="dxa"/>
+        </w:tblCellMar>
+      </w:tblPr>
+      <w:tblGrid>
+        <w:gridCol w:w="1559"/>
+        <w:gridCol w:w="1559"/>
+        <w:gridCol w:w="1559"/>
+        <w:gridCol w:w="1559"/>
+        <w:gridCol w:w="1559"/>
+        <w:gridCol w:w="1560"/>
+      </w:tblGrid>
+      <w:tr>
+        <w:trPr/>
+        <w:tc>
+          <w:tcPr>
+            <w:tcW w:w="1559" w:type="dxa"/>
+            <w:tcBorders>
+              <w:top w:val="single" w:sz="4" w:space="0" w:color="000000"/>
+              <w:left w:val="single" w:sz="4" w:space="0" w:color="000000"/>
+              <w:bottom w:val="single" w:sz="4" w:space="0" w:color="000000"/>
+            </w:tcBorders>
+          </w:tcPr>
+          <w:p>
+            <w:pPr>
+              <w:pStyle w:val="Style22"/>
+              <w:widowControl w:val="false"/>
+              <w:suppressLineNumbers/>
+              <w:spacing w:before="0" w:after="160"/>
+              <w:rPr/>
+            </w:pPr>
+            <w:r>
+              <w:rPr/>
+            </w:r>
+          </w:p>
+        </w:tc>
+        <w:tc>
+          <w:tcPr>
+            <w:tcW w:w="1559" w:type="dxa"/>
+            <w:tcBorders>
+              <w:top w:val="single" w:sz="4" w:space="0" w:color="000000"/>
+              <w:left w:val="single" w:sz="4" w:space="0" w:color="000000"/>
+              <w:bottom w:val="single" w:sz="4" w:space="0" w:color="000000"/>
+            </w:tcBorders>
+          </w:tcPr>
+          <w:p>
+            <w:pPr>
+              <w:pStyle w:val="Style22"/>
+              <w:widowControl w:val="false"/>
+              <w:suppressLineNumbers/>
+              <w:spacing w:before="0" w:after="160"/>
+              <w:rPr/>
+            </w:pPr>
+            <w:r>
+              <w:rPr/>
+            </w:r>
+          </w:p>
+        </w:tc>
+        <w:tc>
+          <w:tcPr>
+            <w:tcW w:w="1559" w:type="dxa"/>
+            <w:tcBorders>
+              <w:top w:val="single" w:sz="4" w:space="0" w:color="000000"/>
+              <w:left w:val="single" w:sz="4" w:space="0" w:color="000000"/>
+              <w:bottom w:val="single" w:sz="4" w:space="0" w:color="000000"/>
+            </w:tcBorders>
+          </w:tcPr>
+          <w:p>
+            <w:pPr>
+              <w:pStyle w:val="Style22"/>
+              <w:widowControl w:val="false"/>
+              <w:suppressLineNumbers/>
+              <w:spacing w:before="0" w:after="160"/>
+              <w:rPr/>
+            </w:pPr>
+            <w:r>
+              <w:rPr/>
+            </w:r>
+          </w:p>
+        </w:tc>
+        <w:tc>
+          <w:tcPr>
+            <w:tcW w:w="1559" w:type="dxa"/>
+            <w:tcBorders>
+              <w:top w:val="single" w:sz="4" w:space="0" w:color="000000"/>
+              <w:left w:val="single" w:sz="4" w:space="0" w:color="000000"/>
+              <w:bottom w:val="single" w:sz="4" w:space="0" w:color="000000"/>
+            </w:tcBorders>
+          </w:tcPr>
+          <w:p>
+            <w:pPr>
+              <w:pStyle w:val="Style22"/>
+              <w:widowControl w:val="false"/>
+              <w:suppressLineNumbers/>
+              <w:spacing w:before="0" w:after="160"/>
+              <w:rPr/>
+            </w:pPr>
+            <w:r>
+              <w:rPr/>
+            </w:r>
+          </w:p>
+        </w:tc>
+        <w:tc>
+          <w:tcPr>
+            <w:tcW w:w="1559" w:type="dxa"/>
+            <w:tcBorders>
+              <w:top w:val="single" w:sz="4" w:space="0" w:color="000000"/>
+              <w:left w:val="single" w:sz="4" w:space="0" w:color="000000"/>
+              <w:bottom w:val="single" w:sz="4" w:space="0" w:color="000000"/>
+            </w:tcBorders>
+          </w:tcPr>
+          <w:p>
+            <w:pPr>
+              <w:pStyle w:val="Style22"/>
+              <w:widowControl w:val="false"/>
+              <w:suppressLineNumbers/>
+              <w:spacing w:before="0" w:after="160"/>
+              <w:rPr/>
+            </w:pPr>
+            <w:r>
+              <w:rPr/>
+            </w:r>
+          </w:p>
+        </w:tc>
+        <w:tc>
+          <w:tcPr>
+            <w:tcW w:w="1560" w:type="dxa"/>
+            <w:tcBorders>
+              <w:top w:val="single" w:sz="4" w:space="0" w:color="000000"/>
+              <w:left w:val="single" w:sz="4" w:space="0" w:color="000000"/>
+              <w:bottom w:val="single" w:sz="4" w:space="0" w:color="000000"/>
+              <w:right w:val="single" w:sz="4" w:space="0" w:color="000000"/>
+            </w:tcBorders>
+          </w:tcPr>
+          <w:p>
+            <w:pPr>
+              <w:pStyle w:val="Style22"/>
+              <w:widowControl w:val="false"/>
+              <w:suppressLineNumbers/>
+              <w:spacing w:before="0" w:after="160"/>
+              <w:rPr/>
+            </w:pPr>
+            <w:r>
+              <w:rPr/>
+            </w:r>
+          </w:p>
+        </w:tc>
+      </w:tr>
+      <w:tr>
+        <w:trPr/>
+        <w:tc>
+          <w:tcPr>
+            <w:tcW w:w="1559" w:type="dxa"/>
+            <w:tcBorders>
+              <w:left w:val="single" w:sz="4" w:space="0" w:color="000000"/>
+              <w:bottom w:val="single" w:sz="4" w:space="0" w:color="000000"/>
+            </w:tcBorders>
+          </w:tcPr>
+          <w:p>
+            <w:pPr>
+              <w:pStyle w:val="Style22"/>
+              <w:widowControl w:val="false"/>
+              <w:suppressLineNumbers/>
+              <w:spacing w:before="0" w:after="160"/>
+              <w:rPr/>
+            </w:pPr>
+            <w:r>
+              <w:rPr/>
+            </w:r>
+          </w:p>
+        </w:tc>
+        <w:tc>
+          <w:tcPr>
+            <w:tcW w:w="1559" w:type="dxa"/>
+            <w:tcBorders>
+              <w:left w:val="single" w:sz="4" w:space="0" w:color="000000"/>
+              <w:bottom w:val="single" w:sz="4" w:space="0" w:color="000000"/>
+            </w:tcBorders>
+          </w:tcPr>
+          <w:p>
+            <w:pPr>
+              <w:pStyle w:val="Style22"/>
+              <w:widowControl w:val="false"/>
+              <w:suppressLineNumbers/>
+              <w:spacing w:before="0" w:after="160"/>
+              <w:rPr/>
+            </w:pPr>
+            <w:r>
+              <w:rPr/>
+            </w:r>
+          </w:p>
+        </w:tc>
+        <w:tc>
+          <w:tcPr>
+            <w:tcW w:w="1559" w:type="dxa"/>
+            <w:tcBorders>
+              <w:left w:val="single" w:sz="4" w:space="0" w:color="000000"/>
+              <w:bottom w:val="single" w:sz="4" w:space="0" w:color="000000"/>
+            </w:tcBorders>
+          </w:tcPr>
+          <w:p>
+            <w:pPr>
+              <w:pStyle w:val="Style22"/>
+              <w:widowControl w:val="false"/>
+              <w:suppressLineNumbers/>
+              <w:spacing w:before="0" w:after="160"/>
+              <w:rPr/>
+            </w:pPr>
+            <w:r>
+              <w:rPr/>
+            </w:r>
+          </w:p>
+        </w:tc>
+        <w:tc>
+          <w:tcPr>
+            <w:tcW w:w="1559" w:type="dxa"/>
+            <w:tcBorders>
+              <w:left w:val="single" w:sz="4" w:space="0" w:color="000000"/>
+              <w:bottom w:val="single" w:sz="4" w:space="0" w:color="000000"/>
+            </w:tcBorders>
+          </w:tcPr>
+          <w:p>
+            <w:pPr>
+              <w:pStyle w:val="Style22"/>
+              <w:widowControl w:val="false"/>
+              <w:suppressLineNumbers/>
+              <w:spacing w:before="0" w:after="160"/>
+              <w:rPr/>
+            </w:pPr>
+            <w:r>
+              <w:rPr/>
+            </w:r>
+          </w:p>
+        </w:tc>
+        <w:tc>
+          <w:tcPr>
+            <w:tcW w:w="1559" w:type="dxa"/>
+            <w:tcBorders>
+              <w:left w:val="single" w:sz="4" w:space="0" w:color="000000"/>
+              <w:bottom w:val="single" w:sz="4" w:space="0" w:color="000000"/>
+            </w:tcBorders>
+          </w:tcPr>
+          <w:p>
+            <w:pPr>
+              <w:pStyle w:val="Style22"/>
+              <w:widowControl w:val="false"/>
+              <w:suppressLineNumbers/>
+              <w:spacing w:before="0" w:after="160"/>
+              <w:rPr/>
+            </w:pPr>
+            <w:r>
+              <w:rPr/>
+            </w:r>
+          </w:p>
+        </w:tc>
+        <w:tc>
+          <w:tcPr>
+            <w:tcW w:w="1560" w:type="dxa"/>
+            <w:tcBorders>
+              <w:left w:val="single" w:sz="4" w:space="0" w:color="000000"/>
+              <w:bottom w:val="single" w:sz="4" w:space="0" w:color="000000"/>
+              <w:right w:val="single" w:sz="4" w:space="0" w:color="000000"/>
+            </w:tcBorders>
+          </w:tcPr>
+          <w:p>
+            <w:pPr>
+              <w:pStyle w:val="Style22"/>
+              <w:widowControl w:val="false"/>
+              <w:suppressLineNumbers/>
+              <w:spacing w:before="0" w:after="160"/>
+              <w:rPr/>
+            </w:pPr>
+            <w:r>
+              <w:rPr/>
+            </w:r>
+          </w:p>
+        </w:tc>
+      </w:tr>
+      <w:tr>
+        <w:trPr/>
+        <w:tc>
+          <w:tcPr>
+            <w:tcW w:w="1559" w:type="dxa"/>
+            <w:tcBorders>
+              <w:left w:val="single" w:sz="4" w:space="0" w:color="000000"/>
+              <w:bottom w:val="single" w:sz="4" w:space="0" w:color="000000"/>
+            </w:tcBorders>
+          </w:tcPr>
+          <w:p>
+            <w:pPr>
+              <w:pStyle w:val="Style22"/>
+              <w:widowControl w:val="false"/>
+              <w:suppressLineNumbers/>
+              <w:spacing w:before="0" w:after="160"/>
+              <w:rPr/>
+            </w:pPr>
+            <w:r>
+              <w:rPr/>
+            </w:r>
+          </w:p>
+        </w:tc>
+        <w:tc>
+          <w:tcPr>
+            <w:tcW w:w="1559" w:type="dxa"/>
+            <w:tcBorders>
+              <w:left w:val="single" w:sz="4" w:space="0" w:color="000000"/>
+              <w:bottom w:val="single" w:sz="4" w:space="0" w:color="000000"/>
+            </w:tcBorders>
+          </w:tcPr>
+          <w:p>
+            <w:pPr>
+              <w:pStyle w:val="Style22"/>
+              <w:widowControl w:val="false"/>
+              <w:suppressLineNumbers/>
+              <w:spacing w:before="0" w:after="160"/>
+              <w:rPr/>
+            </w:pPr>
+            <w:r>
+              <w:rPr/>
+            </w:r>
+          </w:p>
+        </w:tc>
+        <w:tc>
+          <w:tcPr>
+            <w:tcW w:w="1559" w:type="dxa"/>
+            <w:tcBorders>
+              <w:left w:val="single" w:sz="4" w:space="0" w:color="000000"/>
+              <w:bottom w:val="single" w:sz="4" w:space="0" w:color="000000"/>
+            </w:tcBorders>
+          </w:tcPr>
+          <w:p>
+            <w:pPr>
+              <w:pStyle w:val="Style22"/>
+              <w:widowControl w:val="false"/>
+              <w:suppressLineNumbers/>
+              <w:spacing w:before="0" w:after="160"/>
+              <w:rPr/>
+            </w:pPr>
+            <w:r>
+              <w:rPr/>
+            </w:r>
+          </w:p>
+        </w:tc>
+        <w:tc>
+          <w:tcPr>
+            <w:tcW w:w="1559" w:type="dxa"/>
+            <w:tcBorders>
+              <w:left w:val="single" w:sz="4" w:space="0" w:color="000000"/>
+              <w:bottom w:val="single" w:sz="4" w:space="0" w:color="000000"/>
+            </w:tcBorders>
+          </w:tcPr>
+          <w:p>
+            <w:pPr>
+              <w:pStyle w:val="Style22"/>
+              <w:widowControl w:val="false"/>
+              <w:suppressLineNumbers/>
+              <w:spacing w:before="0" w:after="160"/>
+              <w:rPr/>
+            </w:pPr>
+            <w:r>
+              <w:rPr/>
+            </w:r>
+          </w:p>
+        </w:tc>
+        <w:tc>
+          <w:tcPr>
+            <w:tcW w:w="1559" w:type="dxa"/>
+            <w:tcBorders>
+              <w:left w:val="single" w:sz="4" w:space="0" w:color="000000"/>
+              <w:bottom w:val="single" w:sz="4" w:space="0" w:color="000000"/>
+            </w:tcBorders>
+          </w:tcPr>
+          <w:p>
+            <w:pPr>
+              <w:pStyle w:val="Style22"/>
+              <w:widowControl w:val="false"/>
+              <w:suppressLineNumbers/>
+              <w:spacing w:before="0" w:after="160"/>
+              <w:rPr/>
+            </w:pPr>
+            <w:r>
+              <w:rPr/>
+            </w:r>
+          </w:p>
+        </w:tc>
+        <w:tc>
+          <w:tcPr>
+            <w:tcW w:w="1560" w:type="dxa"/>
+            <w:tcBorders>
+              <w:left w:val="single" w:sz="4" w:space="0" w:color="000000"/>
+              <w:bottom w:val="single" w:sz="4" w:space="0" w:color="000000"/>
+              <w:right w:val="single" w:sz="4" w:space="0" w:color="000000"/>
+            </w:tcBorders>
+          </w:tcPr>
+          <w:p>
+            <w:pPr>
+              <w:pStyle w:val="Style22"/>
+              <w:widowControl w:val="false"/>
+              <w:suppressLineNumbers/>
+              <w:spacing w:before="0" w:after="160"/>
+              <w:rPr/>
+            </w:pPr>
+            <w:r>
+              <w:rPr/>
+            </w:r>
+          </w:p>
+        </w:tc>
+      </w:tr>
+      <w:tr>
+        <w:trPr/>
+        <w:tc>
+          <w:tcPr>
+            <w:tcW w:w="1559" w:type="dxa"/>
+            <w:tcBorders>
+              <w:left w:val="single" w:sz="4" w:space="0" w:color="000000"/>
+              <w:bottom w:val="single" w:sz="4" w:space="0" w:color="000000"/>
+            </w:tcBorders>
+          </w:tcPr>
+          <w:p>
+            <w:pPr>
+              <w:pStyle w:val="Style22"/>
+              <w:widowControl w:val="false"/>
+              <w:suppressLineNumbers/>
+              <w:spacing w:before="0" w:after="160"/>
+              <w:rPr/>
+            </w:pPr>
+            <w:r>
+              <w:rPr/>
+            </w:r>
+          </w:p>
+        </w:tc>
+        <w:tc>
+          <w:tcPr>
+            <w:tcW w:w="1559" w:type="dxa"/>
+            <w:tcBorders>
+              <w:left w:val="single" w:sz="4" w:space="0" w:color="000000"/>
+              <w:bottom w:val="single" w:sz="4" w:space="0" w:color="000000"/>
+            </w:tcBorders>
+          </w:tcPr>
+          <w:p>
+            <w:pPr>
+              <w:pStyle w:val="Style22"/>
+              <w:widowControl w:val="false"/>
+              <w:suppressLineNumbers/>
+              <w:spacing w:before="0" w:after="160"/>
+              <w:rPr/>
+            </w:pPr>
+            <w:r>
+              <w:rPr/>
+            </w:r>
+          </w:p>
+        </w:tc>
+        <w:tc>
+          <w:tcPr>
+            <w:tcW w:w="1559" w:type="dxa"/>
+            <w:tcBorders>
+              <w:left w:val="single" w:sz="4" w:space="0" w:color="000000"/>
+              <w:bottom w:val="single" w:sz="4" w:space="0" w:color="000000"/>
+            </w:tcBorders>
+          </w:tcPr>
+          <w:p>
+            <w:pPr>
+              <w:pStyle w:val="Style22"/>
+              <w:widowControl w:val="false"/>
+              <w:suppressLineNumbers/>
+              <w:spacing w:before="0" w:after="160"/>
+              <w:rPr/>
+            </w:pPr>
+            <w:r>
+              <w:rPr/>
+            </w:r>
+          </w:p>
+        </w:tc>
+        <w:tc>
+          <w:tcPr>
+            <w:tcW w:w="1559" w:type="dxa"/>
+            <w:tcBorders>
+              <w:left w:val="single" w:sz="4" w:space="0" w:color="000000"/>
+              <w:bottom w:val="single" w:sz="4" w:space="0" w:color="000000"/>
+            </w:tcBorders>
+          </w:tcPr>
+          <w:p>
+            <w:pPr>
+              <w:pStyle w:val="Style22"/>
+              <w:widowControl w:val="false"/>
+              <w:suppressLineNumbers/>
+              <w:spacing w:before="0" w:after="160"/>
+              <w:rPr/>
+            </w:pPr>
+            <w:r>
+              <w:rPr/>
+            </w:r>
+          </w:p>
+        </w:tc>
+        <w:tc>
+          <w:tcPr>
+            <w:tcW w:w="1559" w:type="dxa"/>
+            <w:tcBorders>
+              <w:left w:val="single" w:sz="4" w:space="0" w:color="000000"/>
+              <w:bottom w:val="single" w:sz="4" w:space="0" w:color="000000"/>
+            </w:tcBorders>
+          </w:tcPr>
+          <w:p>
+            <w:pPr>
+              <w:pStyle w:val="Style22"/>
+              <w:widowControl w:val="false"/>
+              <w:suppressLineNumbers/>
+              <w:spacing w:before="0" w:after="160"/>
+              <w:rPr/>
+            </w:pPr>
+            <w:r>
+              <w:rPr/>
+            </w:r>
+          </w:p>
+        </w:tc>
+        <w:tc>
+          <w:tcPr>
+            <w:tcW w:w="1560" w:type="dxa"/>
+            <w:tcBorders>
+              <w:left w:val="single" w:sz="4" w:space="0" w:color="000000"/>
+              <w:bottom w:val="single" w:sz="4" w:space="0" w:color="000000"/>
+              <w:right w:val="single" w:sz="4" w:space="0" w:color="000000"/>
+            </w:tcBorders>
+          </w:tcPr>
+          <w:p>
+            <w:pPr>
+              <w:pStyle w:val="Style22"/>
+              <w:widowControl w:val="false"/>
+              <w:suppressLineNumbers/>
+              <w:spacing w:before="0" w:after="160"/>
+              <w:rPr/>
+            </w:pPr>
+            <w:r>
+              <w:rPr/>
+            </w:r>
+          </w:p>
+        </w:tc>
+      </w:tr>
+      <w:tr>
+        <w:trPr/>
+        <w:tc>
+          <w:tcPr>
+            <w:tcW w:w="1559" w:type="dxa"/>
+            <w:tcBorders>
+              <w:left w:val="single" w:sz="4" w:space="0" w:color="000000"/>
+              <w:bottom w:val="single" w:sz="4" w:space="0" w:color="000000"/>
+            </w:tcBorders>
+          </w:tcPr>
+          <w:p>
+            <w:pPr>
+              <w:pStyle w:val="Style22"/>
+              <w:widowControl w:val="false"/>
+              <w:suppressLineNumbers/>
+              <w:spacing w:before="0" w:after="160"/>
+              <w:rPr/>
+            </w:pPr>
+            <w:r>
+              <w:rPr/>
+            </w:r>
+          </w:p>
+        </w:tc>
+        <w:tc>
+          <w:tcPr>
+            <w:tcW w:w="1559" w:type="dxa"/>
+            <w:tcBorders>
+              <w:left w:val="single" w:sz="4" w:space="0" w:color="000000"/>
+              <w:bottom w:val="single" w:sz="4" w:space="0" w:color="000000"/>
+            </w:tcBorders>
+          </w:tcPr>
+          <w:p>
+            <w:pPr>
+              <w:pStyle w:val="Style22"/>
+              <w:widowControl w:val="false"/>
+              <w:suppressLineNumbers/>
+              <w:spacing w:before="0" w:after="160"/>
+              <w:rPr/>
+            </w:pPr>
+            <w:r>
+              <w:rPr/>
+            </w:r>
+          </w:p>
+        </w:tc>
+        <w:tc>
+          <w:tcPr>
+            <w:tcW w:w="1559" w:type="dxa"/>
+            <w:tcBorders>
+              <w:left w:val="single" w:sz="4" w:space="0" w:color="000000"/>
+              <w:bottom w:val="single" w:sz="4" w:space="0" w:color="000000"/>
+            </w:tcBorders>
+          </w:tcPr>
+          <w:p>
+            <w:pPr>
+              <w:pStyle w:val="Style22"/>
+              <w:widowControl w:val="false"/>
+              <w:suppressLineNumbers/>
+              <w:spacing w:before="0" w:after="160"/>
+              <w:rPr/>
+            </w:pPr>
+            <w:r>
+              <w:rPr/>
+            </w:r>
+          </w:p>
+        </w:tc>
+        <w:tc>
+          <w:tcPr>
+            <w:tcW w:w="1559" w:type="dxa"/>
+            <w:tcBorders>
+              <w:left w:val="single" w:sz="4" w:space="0" w:color="000000"/>
+              <w:bottom w:val="single" w:sz="4" w:space="0" w:color="000000"/>
+            </w:tcBorders>
+          </w:tcPr>
+          <w:p>
+            <w:pPr>
+              <w:pStyle w:val="Style22"/>
+              <w:widowControl w:val="false"/>
+              <w:suppressLineNumbers/>
+              <w:spacing w:before="0" w:after="160"/>
+              <w:rPr/>
+            </w:pPr>
+            <w:r>
+              <w:rPr/>
+            </w:r>
+          </w:p>
+        </w:tc>
+        <w:tc>
+          <w:tcPr>
+            <w:tcW w:w="1559" w:type="dxa"/>
+            <w:tcBorders>
+              <w:left w:val="single" w:sz="4" w:space="0" w:color="000000"/>
+              <w:bottom w:val="single" w:sz="4" w:space="0" w:color="000000"/>
+            </w:tcBorders>
+          </w:tcPr>
+          <w:p>
+            <w:pPr>
+              <w:pStyle w:val="Style22"/>
+              <w:widowControl w:val="false"/>
+              <w:suppressLineNumbers/>
+              <w:spacing w:before="0" w:after="160"/>
+              <w:rPr/>
+            </w:pPr>
+            <w:r>
+              <w:rPr/>
+            </w:r>
+          </w:p>
+        </w:tc>
+        <w:tc>
+          <w:tcPr>
+            <w:tcW w:w="1560" w:type="dxa"/>
+            <w:tcBorders>
+              <w:left w:val="single" w:sz="4" w:space="0" w:color="000000"/>
+              <w:bottom w:val="single" w:sz="4" w:space="0" w:color="000000"/>
+              <w:right w:val="single" w:sz="4" w:space="0" w:color="000000"/>
+            </w:tcBorders>
+          </w:tcPr>
+          <w:p>
+            <w:pPr>
+              <w:pStyle w:val="Style22"/>
+              <w:widowControl w:val="false"/>
+              <w:suppressLineNumbers/>
+              <w:spacing w:before="0" w:after="160"/>
+              <w:rPr/>
+            </w:pPr>
+            <w:r>
+              <w:rPr/>
+            </w:r>
+          </w:p>
+        </w:tc>
+      </w:tr>
+    </w:tbl>
     <w:p>
       <w:pPr>
         <w:pStyle w:val="-4"/>
@@ -1217,10 +1939,42 @@
         </w:rPr>
       </w:pPr>
       <w:r>
-        <w:rPr>
-          <w:lang w:val="ru-RU"/>
-        </w:rPr>
-        <w:t>Листинг i – Пример программы</w:t>
+        <w:rPr/>
+      </w:r>
+    </w:p>
+    <w:p>
+      <w:pPr>
+        <w:pStyle w:val="Style23"/>
+        <w:keepNext w:val="true"/>
+        <w:rPr/>
+      </w:pPr>
+      <w:r>
+        <w:rPr/>
+        <w:t xml:space="preserve">Таблица </w:t>
+      </w:r>
+      <w:r>
+        <w:rPr/>
+        <w:fldChar w:fldCharType="begin"/>
+      </w:r>
+      <w:r>
+        <w:rPr/>
+        <w:instrText xml:space="preserve"> SEQ Таблица \* ARABIC </w:instrText>
+      </w:r>
+      <w:r>
+        <w:rPr/>
+        <w:fldChar w:fldCharType="separate"/>
+      </w:r>
+      <w:r>
+        <w:rPr/>
+        <w:t>1</w:t>
+      </w:r>
+      <w:r>
+        <w:rPr/>
+        <w:fldChar w:fldCharType="end"/>
+      </w:r>
+      <w:r>
+        <w:rPr/>
+        <w:t xml:space="preserve"> - Листинг i – Пример программы</w:t>
       </w:r>
     </w:p>
     <w:tbl>
@@ -1343,20 +2097,42 @@
         </w:rPr>
       </w:pPr>
       <w:r>
-        <w:rPr>
-          <w:lang w:val="ru-RU"/>
-        </w:rPr>
-        <w:t>Листинг i</w:t>
-      </w:r>
-      <w:r>
-        <w:rPr/>
-        <w:t>+1</w:t>
-      </w:r>
-      <w:r>
-        <w:rPr>
-          <w:lang w:val="ru-RU"/>
-        </w:rPr>
-        <w:t xml:space="preserve"> – Пример программы</w:t>
+        <w:rPr/>
+      </w:r>
+    </w:p>
+    <w:p>
+      <w:pPr>
+        <w:pStyle w:val="Style23"/>
+        <w:keepNext w:val="true"/>
+        <w:rPr/>
+      </w:pPr>
+      <w:r>
+        <w:rPr/>
+        <w:t xml:space="preserve">Таблица </w:t>
+      </w:r>
+      <w:r>
+        <w:rPr/>
+        <w:fldChar w:fldCharType="begin"/>
+      </w:r>
+      <w:r>
+        <w:rPr/>
+        <w:instrText xml:space="preserve"> SEQ Таблица \* ARABIC </w:instrText>
+      </w:r>
+      <w:r>
+        <w:rPr/>
+        <w:fldChar w:fldCharType="separate"/>
+      </w:r>
+      <w:r>
+        <w:rPr/>
+        <w:t>2</w:t>
+      </w:r>
+      <w:r>
+        <w:rPr/>
+        <w:fldChar w:fldCharType="end"/>
+      </w:r>
+      <w:r>
+        <w:rPr/>
+        <w:t xml:space="preserve"> - Листинг i+1 – Пример программы</w:t>
       </w:r>
     </w:p>
     <w:tbl>
@@ -1508,7 +2284,6 @@
                     <a:prstGeom prst="rect">
                       <a:avLst/>
                     </a:prstGeom>
-                    <a:noFill/>
                   </pic:spPr>
                 </pic:pic>
               </a:graphicData>
@@ -1561,7 +2336,7 @@
 </file>
 
 <file path=word/footer1.xml><?xml version="1.0" encoding="utf-8"?>
-<w:ftr xmlns:o="urn:schemas-microsoft-com:office:office" xmlns:r="http://schemas.openxmlformats.org/officeDocument/2006/relationships" xmlns:v="urn:schemas-microsoft-com:vml" xmlns:w="http://schemas.openxmlformats.org/wordprocessingml/2006/main" xmlns:w10="urn:schemas-microsoft-com:office:word" xmlns:wp="http://schemas.openxmlformats.org/drawingml/2006/wordprocessingDrawing" xmlns:pic="http://schemas.openxmlformats.org/drawingml/2006/picture" xmlns:wps="http://schemas.microsoft.com/office/word/2010/wordprocessingShape" xmlns:wpg="http://schemas.microsoft.com/office/word/2010/wordprocessingGroup" xmlns:mc="http://schemas.openxmlformats.org/markup-compatibility/2006" xmlns:wp14="http://schemas.microsoft.com/office/word/2010/wordprocessingDrawing" xmlns:w14="http://schemas.microsoft.com/office/word/2010/wordml" xmlns:w15="http://schemas.microsoft.com/office/word/2012/wordml" mc:Ignorable="w14 wp14 w15">
+<w:ftr xmlns:o="urn:schemas-microsoft-com:office:office" xmlns:r="http://schemas.openxmlformats.org/officeDocument/2006/relationships" xmlns:v="urn:schemas-microsoft-com:vml" xmlns:w="http://schemas.openxmlformats.org/wordprocessingml/2006/main" xmlns:w10="urn:schemas-microsoft-com:office:word" xmlns:wp="http://schemas.openxmlformats.org/drawingml/2006/wordprocessingDrawing" xmlns:wps="http://schemas.microsoft.com/office/word/2010/wordprocessingShape" xmlns:wpg="http://schemas.microsoft.com/office/word/2010/wordprocessingGroup" xmlns:mc="http://schemas.openxmlformats.org/markup-compatibility/2006" xmlns:wp14="http://schemas.microsoft.com/office/word/2010/wordprocessingDrawing" xmlns:w14="http://schemas.microsoft.com/office/word/2010/wordml" xmlns:w15="http://schemas.microsoft.com/office/word/2012/wordml" mc:Ignorable="w14 wp14 w15">
   <w:p>
     <w:pPr>
       <w:pStyle w:val="Footer"/>
@@ -1575,7 +2350,7 @@
 </file>
 
 <file path=word/footer10.xml><?xml version="1.0" encoding="utf-8"?>
-<w:ftr xmlns:o="urn:schemas-microsoft-com:office:office" xmlns:r="http://schemas.openxmlformats.org/officeDocument/2006/relationships" xmlns:v="urn:schemas-microsoft-com:vml" xmlns:w="http://schemas.openxmlformats.org/wordprocessingml/2006/main" xmlns:w10="urn:schemas-microsoft-com:office:word" xmlns:wp="http://schemas.openxmlformats.org/drawingml/2006/wordprocessingDrawing" xmlns:pic="http://schemas.openxmlformats.org/drawingml/2006/picture" xmlns:wps="http://schemas.microsoft.com/office/word/2010/wordprocessingShape" xmlns:wpg="http://schemas.microsoft.com/office/word/2010/wordprocessingGroup" xmlns:mc="http://schemas.openxmlformats.org/markup-compatibility/2006" xmlns:wp14="http://schemas.microsoft.com/office/word/2010/wordprocessingDrawing" xmlns:w14="http://schemas.microsoft.com/office/word/2010/wordml" xmlns:w15="http://schemas.microsoft.com/office/word/2012/wordml" mc:Ignorable="w14 wp14 w15">
+<w:ftr xmlns:o="urn:schemas-microsoft-com:office:office" xmlns:r="http://schemas.openxmlformats.org/officeDocument/2006/relationships" xmlns:v="urn:schemas-microsoft-com:vml" xmlns:w="http://schemas.openxmlformats.org/wordprocessingml/2006/main" xmlns:w10="urn:schemas-microsoft-com:office:word" xmlns:wp="http://schemas.openxmlformats.org/drawingml/2006/wordprocessingDrawing" xmlns:wps="http://schemas.microsoft.com/office/word/2010/wordprocessingShape" xmlns:wpg="http://schemas.microsoft.com/office/word/2010/wordprocessingGroup" xmlns:mc="http://schemas.openxmlformats.org/markup-compatibility/2006" xmlns:wp14="http://schemas.microsoft.com/office/word/2010/wordprocessingDrawing" xmlns:w14="http://schemas.microsoft.com/office/word/2010/wordml" xmlns:w15="http://schemas.microsoft.com/office/word/2012/wordml" mc:Ignorable="w14 wp14 w15">
   <w:p>
     <w:pPr>
       <w:pStyle w:val="Footer"/>
@@ -1589,7 +2364,7 @@
 </file>
 
 <file path=word/footer11.xml><?xml version="1.0" encoding="utf-8"?>
-<w:ftr xmlns:o="urn:schemas-microsoft-com:office:office" xmlns:r="http://schemas.openxmlformats.org/officeDocument/2006/relationships" xmlns:v="urn:schemas-microsoft-com:vml" xmlns:w="http://schemas.openxmlformats.org/wordprocessingml/2006/main" xmlns:w10="urn:schemas-microsoft-com:office:word" xmlns:wp="http://schemas.openxmlformats.org/drawingml/2006/wordprocessingDrawing" xmlns:pic="http://schemas.openxmlformats.org/drawingml/2006/picture" xmlns:wps="http://schemas.microsoft.com/office/word/2010/wordprocessingShape" xmlns:wpg="http://schemas.microsoft.com/office/word/2010/wordprocessingGroup" xmlns:mc="http://schemas.openxmlformats.org/markup-compatibility/2006" xmlns:wp14="http://schemas.microsoft.com/office/word/2010/wordprocessingDrawing" xmlns:w14="http://schemas.microsoft.com/office/word/2010/wordml" xmlns:w15="http://schemas.microsoft.com/office/word/2012/wordml" mc:Ignorable="w14 wp14 w15">
+<w:ftr xmlns:o="urn:schemas-microsoft-com:office:office" xmlns:r="http://schemas.openxmlformats.org/officeDocument/2006/relationships" xmlns:v="urn:schemas-microsoft-com:vml" xmlns:w="http://schemas.openxmlformats.org/wordprocessingml/2006/main" xmlns:w10="urn:schemas-microsoft-com:office:word" xmlns:wp="http://schemas.openxmlformats.org/drawingml/2006/wordprocessingDrawing" xmlns:wps="http://schemas.microsoft.com/office/word/2010/wordprocessingShape" xmlns:wpg="http://schemas.microsoft.com/office/word/2010/wordprocessingGroup" xmlns:mc="http://schemas.openxmlformats.org/markup-compatibility/2006" xmlns:wp14="http://schemas.microsoft.com/office/word/2010/wordprocessingDrawing" xmlns:w14="http://schemas.microsoft.com/office/word/2010/wordml" xmlns:w15="http://schemas.microsoft.com/office/word/2012/wordml" mc:Ignorable="w14 wp14 w15">
   <w:sdt>
     <w:sdtPr>
       <w:docPartObj>
@@ -1646,64 +2421,13 @@
 </file>
 
 <file path=word/footer12.xml><?xml version="1.0" encoding="utf-8"?>
-<w:ftr xmlns:o="urn:schemas-microsoft-com:office:office" xmlns:r="http://schemas.openxmlformats.org/officeDocument/2006/relationships" xmlns:v="urn:schemas-microsoft-com:vml" xmlns:w="http://schemas.openxmlformats.org/wordprocessingml/2006/main" xmlns:w10="urn:schemas-microsoft-com:office:word" xmlns:wp="http://schemas.openxmlformats.org/drawingml/2006/wordprocessingDrawing" xmlns:pic="http://schemas.openxmlformats.org/drawingml/2006/picture" xmlns:wps="http://schemas.microsoft.com/office/word/2010/wordprocessingShape" xmlns:wpg="http://schemas.microsoft.com/office/word/2010/wordprocessingGroup" xmlns:mc="http://schemas.openxmlformats.org/markup-compatibility/2006" xmlns:wp14="http://schemas.microsoft.com/office/word/2010/wordprocessingDrawing" xmlns:w14="http://schemas.microsoft.com/office/word/2010/wordml" xmlns:w15="http://schemas.microsoft.com/office/word/2012/wordml" mc:Ignorable="w14 wp14 w15">
-  <w:sdt>
-    <w:sdtPr>
-      <w:docPartObj>
-        <w:docPartGallery w:val="Page Numbers (Bottom of Page)"/>
-        <w:docPartUnique w:val="true"/>
-      </w:docPartObj>
-      <w:id w:val="1300094670"/>
-    </w:sdtPr>
-    <w:sdtContent>
-      <w:p>
-        <w:pPr>
-          <w:pStyle w:val="Footer"/>
-          <w:jc w:val="center"/>
-          <w:rPr>
-            <w:rFonts w:ascii="Times New Roman" w:hAnsi="Times New Roman" w:cs="Times New Roman"/>
-            <w:color w:themeColor="text1" w:val="000000"/>
-            <w:sz w:val="28"/>
-            <w:szCs w:val="28"/>
-          </w:rPr>
-        </w:pPr>
-        <w:r>
-          <w:rPr/>
-          <w:fldChar w:fldCharType="begin"/>
-        </w:r>
-        <w:r>
-          <w:rPr/>
-          <w:instrText xml:space="preserve"> PAGE </w:instrText>
-        </w:r>
-        <w:r>
-          <w:rPr/>
-          <w:fldChar w:fldCharType="separate"/>
-        </w:r>
-        <w:r>
-          <w:rPr/>
-          <w:t>10</w:t>
-        </w:r>
-        <w:r>
-          <w:rPr/>
-          <w:fldChar w:fldCharType="end"/>
-        </w:r>
-      </w:p>
-    </w:sdtContent>
-  </w:sdt>
-  <w:p>
-    <w:pPr>
-      <w:pStyle w:val="Footer"/>
-      <w:rPr/>
-    </w:pPr>
-    <w:r>
-      <w:rPr/>
-    </w:r>
-  </w:p>
+<w:ftr xmlns:o="urn:schemas-microsoft-com:office:office" xmlns:r="http://schemas.openxmlformats.org/officeDocument/2006/relationships" xmlns:v="urn:schemas-microsoft-com:vml" xmlns:w="http://schemas.openxmlformats.org/wordprocessingml/2006/main" xmlns:w10="urn:schemas-microsoft-com:office:word" xmlns:wp="http://schemas.openxmlformats.org/drawingml/2006/wordprocessingDrawing" xmlns:wps="http://schemas.microsoft.com/office/word/2010/wordprocessingShape" xmlns:wpg="http://schemas.microsoft.com/office/word/2010/wordprocessingGroup" xmlns:mc="http://schemas.openxmlformats.org/markup-compatibility/2006" xmlns:wp14="http://schemas.microsoft.com/office/word/2010/wordprocessingDrawing" xmlns:w14="http://schemas.microsoft.com/office/word/2010/wordml" xmlns:w15="http://schemas.microsoft.com/office/word/2012/wordml" mc:Ignorable="w14 wp14 w15">
+  <w:p/>
 </w:ftr>
 </file>
 
 <file path=word/footer13.xml><?xml version="1.0" encoding="utf-8"?>
-<w:ftr xmlns:o="urn:schemas-microsoft-com:office:office" xmlns:r="http://schemas.openxmlformats.org/officeDocument/2006/relationships" xmlns:v="urn:schemas-microsoft-com:vml" xmlns:w="http://schemas.openxmlformats.org/wordprocessingml/2006/main" xmlns:w10="urn:schemas-microsoft-com:office:word" xmlns:wp="http://schemas.openxmlformats.org/drawingml/2006/wordprocessingDrawing" xmlns:pic="http://schemas.openxmlformats.org/drawingml/2006/picture" xmlns:wps="http://schemas.microsoft.com/office/word/2010/wordprocessingShape" xmlns:wpg="http://schemas.microsoft.com/office/word/2010/wordprocessingGroup" xmlns:mc="http://schemas.openxmlformats.org/markup-compatibility/2006" xmlns:wp14="http://schemas.microsoft.com/office/word/2010/wordprocessingDrawing" xmlns:w14="http://schemas.microsoft.com/office/word/2010/wordml" xmlns:w15="http://schemas.microsoft.com/office/word/2012/wordml" mc:Ignorable="w14 wp14 w15">
+<w:ftr xmlns:o="urn:schemas-microsoft-com:office:office" xmlns:r="http://schemas.openxmlformats.org/officeDocument/2006/relationships" xmlns:v="urn:schemas-microsoft-com:vml" xmlns:w="http://schemas.openxmlformats.org/wordprocessingml/2006/main" xmlns:w10="urn:schemas-microsoft-com:office:word" xmlns:wp="http://schemas.openxmlformats.org/drawingml/2006/wordprocessingDrawing" xmlns:wps="http://schemas.microsoft.com/office/word/2010/wordprocessingShape" xmlns:wpg="http://schemas.microsoft.com/office/word/2010/wordprocessingGroup" xmlns:mc="http://schemas.openxmlformats.org/markup-compatibility/2006" xmlns:wp14="http://schemas.microsoft.com/office/word/2010/wordprocessingDrawing" xmlns:w14="http://schemas.microsoft.com/office/word/2010/wordml" xmlns:w15="http://schemas.microsoft.com/office/word/2012/wordml" mc:Ignorable="w14 wp14 w15">
   <w:p>
     <w:pPr>
       <w:pStyle w:val="Footer"/>
@@ -1717,7 +2441,7 @@
 </file>
 
 <file path=word/footer14.xml><?xml version="1.0" encoding="utf-8"?>
-<w:ftr xmlns:o="urn:schemas-microsoft-com:office:office" xmlns:r="http://schemas.openxmlformats.org/officeDocument/2006/relationships" xmlns:v="urn:schemas-microsoft-com:vml" xmlns:w="http://schemas.openxmlformats.org/wordprocessingml/2006/main" xmlns:w10="urn:schemas-microsoft-com:office:word" xmlns:wp="http://schemas.openxmlformats.org/drawingml/2006/wordprocessingDrawing" xmlns:pic="http://schemas.openxmlformats.org/drawingml/2006/picture" xmlns:wps="http://schemas.microsoft.com/office/word/2010/wordprocessingShape" xmlns:wpg="http://schemas.microsoft.com/office/word/2010/wordprocessingGroup" xmlns:mc="http://schemas.openxmlformats.org/markup-compatibility/2006" xmlns:wp14="http://schemas.microsoft.com/office/word/2010/wordprocessingDrawing" xmlns:w14="http://schemas.microsoft.com/office/word/2010/wordml" xmlns:w15="http://schemas.microsoft.com/office/word/2012/wordml" mc:Ignorable="w14 wp14 w15">
+<w:ftr xmlns:o="urn:schemas-microsoft-com:office:office" xmlns:r="http://schemas.openxmlformats.org/officeDocument/2006/relationships" xmlns:v="urn:schemas-microsoft-com:vml" xmlns:w="http://schemas.openxmlformats.org/wordprocessingml/2006/main" xmlns:w10="urn:schemas-microsoft-com:office:word" xmlns:wp="http://schemas.openxmlformats.org/drawingml/2006/wordprocessingDrawing" xmlns:wps="http://schemas.microsoft.com/office/word/2010/wordprocessingShape" xmlns:wpg="http://schemas.microsoft.com/office/word/2010/wordprocessingGroup" xmlns:mc="http://schemas.openxmlformats.org/markup-compatibility/2006" xmlns:wp14="http://schemas.microsoft.com/office/word/2010/wordprocessingDrawing" xmlns:w14="http://schemas.microsoft.com/office/word/2010/wordml" xmlns:w15="http://schemas.microsoft.com/office/word/2012/wordml" mc:Ignorable="w14 wp14 w15">
   <w:sdt>
     <w:sdtPr>
       <w:docPartObj>
@@ -1774,64 +2498,13 @@
 </file>
 
 <file path=word/footer15.xml><?xml version="1.0" encoding="utf-8"?>
-<w:ftr xmlns:o="urn:schemas-microsoft-com:office:office" xmlns:r="http://schemas.openxmlformats.org/officeDocument/2006/relationships" xmlns:v="urn:schemas-microsoft-com:vml" xmlns:w="http://schemas.openxmlformats.org/wordprocessingml/2006/main" xmlns:w10="urn:schemas-microsoft-com:office:word" xmlns:wp="http://schemas.openxmlformats.org/drawingml/2006/wordprocessingDrawing" xmlns:pic="http://schemas.openxmlformats.org/drawingml/2006/picture" xmlns:wps="http://schemas.microsoft.com/office/word/2010/wordprocessingShape" xmlns:wpg="http://schemas.microsoft.com/office/word/2010/wordprocessingGroup" xmlns:mc="http://schemas.openxmlformats.org/markup-compatibility/2006" xmlns:wp14="http://schemas.microsoft.com/office/word/2010/wordprocessingDrawing" xmlns:w14="http://schemas.microsoft.com/office/word/2010/wordml" xmlns:w15="http://schemas.microsoft.com/office/word/2012/wordml" mc:Ignorable="w14 wp14 w15">
-  <w:sdt>
-    <w:sdtPr>
-      <w:docPartObj>
-        <w:docPartGallery w:val="Page Numbers (Bottom of Page)"/>
-        <w:docPartUnique w:val="true"/>
-      </w:docPartObj>
-      <w:id w:val="2054424991"/>
-    </w:sdtPr>
-    <w:sdtContent>
-      <w:p>
-        <w:pPr>
-          <w:pStyle w:val="Footer"/>
-          <w:jc w:val="center"/>
-          <w:rPr>
-            <w:rFonts w:ascii="Times New Roman" w:hAnsi="Times New Roman" w:cs="Times New Roman"/>
-            <w:color w:themeColor="text1" w:val="000000"/>
-            <w:sz w:val="28"/>
-            <w:szCs w:val="28"/>
-          </w:rPr>
-        </w:pPr>
-        <w:r>
-          <w:rPr/>
-          <w:fldChar w:fldCharType="begin"/>
-        </w:r>
-        <w:r>
-          <w:rPr/>
-          <w:instrText xml:space="preserve"> PAGE </w:instrText>
-        </w:r>
-        <w:r>
-          <w:rPr/>
-          <w:fldChar w:fldCharType="separate"/>
-        </w:r>
-        <w:r>
-          <w:rPr/>
-          <w:t>11</w:t>
-        </w:r>
-        <w:r>
-          <w:rPr/>
-          <w:fldChar w:fldCharType="end"/>
-        </w:r>
-      </w:p>
-    </w:sdtContent>
-  </w:sdt>
-  <w:p>
-    <w:pPr>
-      <w:pStyle w:val="Footer"/>
-      <w:rPr/>
-    </w:pPr>
-    <w:r>
-      <w:rPr/>
-    </w:r>
-  </w:p>
+<w:ftr xmlns:o="urn:schemas-microsoft-com:office:office" xmlns:r="http://schemas.openxmlformats.org/officeDocument/2006/relationships" xmlns:v="urn:schemas-microsoft-com:vml" xmlns:w="http://schemas.openxmlformats.org/wordprocessingml/2006/main" xmlns:w10="urn:schemas-microsoft-com:office:word" xmlns:wp="http://schemas.openxmlformats.org/drawingml/2006/wordprocessingDrawing" xmlns:wps="http://schemas.microsoft.com/office/word/2010/wordprocessingShape" xmlns:wpg="http://schemas.microsoft.com/office/word/2010/wordprocessingGroup" xmlns:mc="http://schemas.openxmlformats.org/markup-compatibility/2006" xmlns:wp14="http://schemas.microsoft.com/office/word/2010/wordprocessingDrawing" xmlns:w14="http://schemas.microsoft.com/office/word/2010/wordml" xmlns:w15="http://schemas.microsoft.com/office/word/2012/wordml" mc:Ignorable="w14 wp14 w15">
+  <w:p/>
 </w:ftr>
 </file>
 
 <file path=word/footer16.xml><?xml version="1.0" encoding="utf-8"?>
-<w:ftr xmlns:o="urn:schemas-microsoft-com:office:office" xmlns:r="http://schemas.openxmlformats.org/officeDocument/2006/relationships" xmlns:v="urn:schemas-microsoft-com:vml" xmlns:w="http://schemas.openxmlformats.org/wordprocessingml/2006/main" xmlns:w10="urn:schemas-microsoft-com:office:word" xmlns:wp="http://schemas.openxmlformats.org/drawingml/2006/wordprocessingDrawing" xmlns:pic="http://schemas.openxmlformats.org/drawingml/2006/picture" xmlns:wps="http://schemas.microsoft.com/office/word/2010/wordprocessingShape" xmlns:wpg="http://schemas.microsoft.com/office/word/2010/wordprocessingGroup" xmlns:mc="http://schemas.openxmlformats.org/markup-compatibility/2006" xmlns:wp14="http://schemas.microsoft.com/office/word/2010/wordprocessingDrawing" xmlns:w14="http://schemas.microsoft.com/office/word/2010/wordml" xmlns:w15="http://schemas.microsoft.com/office/word/2012/wordml" mc:Ignorable="w14 wp14 w15">
+<w:ftr xmlns:o="urn:schemas-microsoft-com:office:office" xmlns:r="http://schemas.openxmlformats.org/officeDocument/2006/relationships" xmlns:v="urn:schemas-microsoft-com:vml" xmlns:w="http://schemas.openxmlformats.org/wordprocessingml/2006/main" xmlns:w10="urn:schemas-microsoft-com:office:word" xmlns:wp="http://schemas.openxmlformats.org/drawingml/2006/wordprocessingDrawing" xmlns:wps="http://schemas.microsoft.com/office/word/2010/wordprocessingShape" xmlns:wpg="http://schemas.microsoft.com/office/word/2010/wordprocessingGroup" xmlns:mc="http://schemas.openxmlformats.org/markup-compatibility/2006" xmlns:wp14="http://schemas.microsoft.com/office/word/2010/wordprocessingDrawing" xmlns:w14="http://schemas.microsoft.com/office/word/2010/wordml" xmlns:w15="http://schemas.microsoft.com/office/word/2012/wordml" mc:Ignorable="w14 wp14 w15">
   <w:p>
     <w:pPr>
       <w:pStyle w:val="Footer"/>
@@ -1845,7 +2518,7 @@
 </file>
 
 <file path=word/footer17.xml><?xml version="1.0" encoding="utf-8"?>
-<w:ftr xmlns:o="urn:schemas-microsoft-com:office:office" xmlns:r="http://schemas.openxmlformats.org/officeDocument/2006/relationships" xmlns:v="urn:schemas-microsoft-com:vml" xmlns:w="http://schemas.openxmlformats.org/wordprocessingml/2006/main" xmlns:w10="urn:schemas-microsoft-com:office:word" xmlns:wp="http://schemas.openxmlformats.org/drawingml/2006/wordprocessingDrawing" xmlns:pic="http://schemas.openxmlformats.org/drawingml/2006/picture" xmlns:wps="http://schemas.microsoft.com/office/word/2010/wordprocessingShape" xmlns:wpg="http://schemas.microsoft.com/office/word/2010/wordprocessingGroup" xmlns:mc="http://schemas.openxmlformats.org/markup-compatibility/2006" xmlns:wp14="http://schemas.microsoft.com/office/word/2010/wordprocessingDrawing" xmlns:w14="http://schemas.microsoft.com/office/word/2010/wordml" xmlns:w15="http://schemas.microsoft.com/office/word/2012/wordml" mc:Ignorable="w14 wp14 w15">
+<w:ftr xmlns:o="urn:schemas-microsoft-com:office:office" xmlns:r="http://schemas.openxmlformats.org/officeDocument/2006/relationships" xmlns:v="urn:schemas-microsoft-com:vml" xmlns:w="http://schemas.openxmlformats.org/wordprocessingml/2006/main" xmlns:w10="urn:schemas-microsoft-com:office:word" xmlns:wp="http://schemas.openxmlformats.org/drawingml/2006/wordprocessingDrawing" xmlns:wps="http://schemas.microsoft.com/office/word/2010/wordprocessingShape" xmlns:wpg="http://schemas.microsoft.com/office/word/2010/wordprocessingGroup" xmlns:mc="http://schemas.openxmlformats.org/markup-compatibility/2006" xmlns:wp14="http://schemas.microsoft.com/office/word/2010/wordprocessingDrawing" xmlns:w14="http://schemas.microsoft.com/office/word/2010/wordml" xmlns:w15="http://schemas.microsoft.com/office/word/2012/wordml" mc:Ignorable="w14 wp14 w15">
   <w:sdt>
     <w:sdtPr>
       <w:docPartObj>
@@ -1902,64 +2575,13 @@
 </file>
 
 <file path=word/footer18.xml><?xml version="1.0" encoding="utf-8"?>
-<w:ftr xmlns:o="urn:schemas-microsoft-com:office:office" xmlns:r="http://schemas.openxmlformats.org/officeDocument/2006/relationships" xmlns:v="urn:schemas-microsoft-com:vml" xmlns:w="http://schemas.openxmlformats.org/wordprocessingml/2006/main" xmlns:w10="urn:schemas-microsoft-com:office:word" xmlns:wp="http://schemas.openxmlformats.org/drawingml/2006/wordprocessingDrawing" xmlns:pic="http://schemas.openxmlformats.org/drawingml/2006/picture" xmlns:wps="http://schemas.microsoft.com/office/word/2010/wordprocessingShape" xmlns:wpg="http://schemas.microsoft.com/office/word/2010/wordprocessingGroup" xmlns:mc="http://schemas.openxmlformats.org/markup-compatibility/2006" xmlns:wp14="http://schemas.microsoft.com/office/word/2010/wordprocessingDrawing" xmlns:w14="http://schemas.microsoft.com/office/word/2010/wordml" xmlns:w15="http://schemas.microsoft.com/office/word/2012/wordml" mc:Ignorable="w14 wp14 w15">
-  <w:sdt>
-    <w:sdtPr>
-      <w:docPartObj>
-        <w:docPartGallery w:val="Page Numbers (Bottom of Page)"/>
-        <w:docPartUnique w:val="true"/>
-      </w:docPartObj>
-      <w:id w:val="14033725"/>
-    </w:sdtPr>
-    <w:sdtContent>
-      <w:p>
-        <w:pPr>
-          <w:pStyle w:val="Footer"/>
-          <w:jc w:val="center"/>
-          <w:rPr>
-            <w:rFonts w:ascii="Times New Roman" w:hAnsi="Times New Roman" w:cs="Times New Roman"/>
-            <w:color w:themeColor="text1" w:val="000000"/>
-            <w:sz w:val="28"/>
-            <w:szCs w:val="28"/>
-          </w:rPr>
-        </w:pPr>
-        <w:r>
-          <w:rPr/>
-          <w:fldChar w:fldCharType="begin"/>
-        </w:r>
-        <w:r>
-          <w:rPr/>
-          <w:instrText xml:space="preserve"> PAGE </w:instrText>
-        </w:r>
-        <w:r>
-          <w:rPr/>
-          <w:fldChar w:fldCharType="separate"/>
-        </w:r>
-        <w:r>
-          <w:rPr/>
-          <w:t>12</w:t>
-        </w:r>
-        <w:r>
-          <w:rPr/>
-          <w:fldChar w:fldCharType="end"/>
-        </w:r>
-      </w:p>
-    </w:sdtContent>
-  </w:sdt>
-  <w:p>
-    <w:pPr>
-      <w:pStyle w:val="Footer"/>
-      <w:rPr/>
-    </w:pPr>
-    <w:r>
-      <w:rPr/>
-    </w:r>
-  </w:p>
+<w:ftr xmlns:o="urn:schemas-microsoft-com:office:office" xmlns:r="http://schemas.openxmlformats.org/officeDocument/2006/relationships" xmlns:v="urn:schemas-microsoft-com:vml" xmlns:w="http://schemas.openxmlformats.org/wordprocessingml/2006/main" xmlns:w10="urn:schemas-microsoft-com:office:word" xmlns:wp="http://schemas.openxmlformats.org/drawingml/2006/wordprocessingDrawing" xmlns:wps="http://schemas.microsoft.com/office/word/2010/wordprocessingShape" xmlns:wpg="http://schemas.microsoft.com/office/word/2010/wordprocessingGroup" xmlns:mc="http://schemas.openxmlformats.org/markup-compatibility/2006" xmlns:wp14="http://schemas.microsoft.com/office/word/2010/wordprocessingDrawing" xmlns:w14="http://schemas.microsoft.com/office/word/2010/wordml" xmlns:w15="http://schemas.microsoft.com/office/word/2012/wordml" mc:Ignorable="w14 wp14 w15">
+  <w:p/>
 </w:ftr>
 </file>
 
 <file path=word/footer19.xml><?xml version="1.0" encoding="utf-8"?>
-<w:ftr xmlns:o="urn:schemas-microsoft-com:office:office" xmlns:r="http://schemas.openxmlformats.org/officeDocument/2006/relationships" xmlns:v="urn:schemas-microsoft-com:vml" xmlns:w="http://schemas.openxmlformats.org/wordprocessingml/2006/main" xmlns:w10="urn:schemas-microsoft-com:office:word" xmlns:wp="http://schemas.openxmlformats.org/drawingml/2006/wordprocessingDrawing" xmlns:pic="http://schemas.openxmlformats.org/drawingml/2006/picture" xmlns:wps="http://schemas.microsoft.com/office/word/2010/wordprocessingShape" xmlns:wpg="http://schemas.microsoft.com/office/word/2010/wordprocessingGroup" xmlns:mc="http://schemas.openxmlformats.org/markup-compatibility/2006" xmlns:wp14="http://schemas.microsoft.com/office/word/2010/wordprocessingDrawing" xmlns:w14="http://schemas.microsoft.com/office/word/2010/wordml" xmlns:w15="http://schemas.microsoft.com/office/word/2012/wordml" mc:Ignorable="w14 wp14 w15">
+<w:ftr xmlns:o="urn:schemas-microsoft-com:office:office" xmlns:r="http://schemas.openxmlformats.org/officeDocument/2006/relationships" xmlns:v="urn:schemas-microsoft-com:vml" xmlns:w="http://schemas.openxmlformats.org/wordprocessingml/2006/main" xmlns:w10="urn:schemas-microsoft-com:office:word" xmlns:wp="http://schemas.openxmlformats.org/drawingml/2006/wordprocessingDrawing" xmlns:wps="http://schemas.microsoft.com/office/word/2010/wordprocessingShape" xmlns:wpg="http://schemas.microsoft.com/office/word/2010/wordprocessingGroup" xmlns:mc="http://schemas.openxmlformats.org/markup-compatibility/2006" xmlns:wp14="http://schemas.microsoft.com/office/word/2010/wordprocessingDrawing" xmlns:w14="http://schemas.microsoft.com/office/word/2010/wordml" xmlns:w15="http://schemas.microsoft.com/office/word/2012/wordml" mc:Ignorable="w14 wp14 w15">
   <w:p>
     <w:pPr>
       <w:pStyle w:val="Footer"/>
@@ -1973,7 +2595,7 @@
 </file>
 
 <file path=word/footer2.xml><?xml version="1.0" encoding="utf-8"?>
-<w:ftr xmlns:o="urn:schemas-microsoft-com:office:office" xmlns:r="http://schemas.openxmlformats.org/officeDocument/2006/relationships" xmlns:v="urn:schemas-microsoft-com:vml" xmlns:w="http://schemas.openxmlformats.org/wordprocessingml/2006/main" xmlns:w10="urn:schemas-microsoft-com:office:word" xmlns:wp="http://schemas.openxmlformats.org/drawingml/2006/wordprocessingDrawing" xmlns:pic="http://schemas.openxmlformats.org/drawingml/2006/picture" xmlns:wps="http://schemas.microsoft.com/office/word/2010/wordprocessingShape" xmlns:wpg="http://schemas.microsoft.com/office/word/2010/wordprocessingGroup" xmlns:mc="http://schemas.openxmlformats.org/markup-compatibility/2006" xmlns:wp14="http://schemas.microsoft.com/office/word/2010/wordprocessingDrawing" xmlns:w14="http://schemas.microsoft.com/office/word/2010/wordml" xmlns:w15="http://schemas.microsoft.com/office/word/2012/wordml" mc:Ignorable="w14 wp14 w15">
+<w:ftr xmlns:o="urn:schemas-microsoft-com:office:office" xmlns:r="http://schemas.openxmlformats.org/officeDocument/2006/relationships" xmlns:v="urn:schemas-microsoft-com:vml" xmlns:w="http://schemas.openxmlformats.org/wordprocessingml/2006/main" xmlns:w10="urn:schemas-microsoft-com:office:word" xmlns:wp="http://schemas.openxmlformats.org/drawingml/2006/wordprocessingDrawing" xmlns:wps="http://schemas.microsoft.com/office/word/2010/wordprocessingShape" xmlns:wpg="http://schemas.microsoft.com/office/word/2010/wordprocessingGroup" xmlns:mc="http://schemas.openxmlformats.org/markup-compatibility/2006" xmlns:wp14="http://schemas.microsoft.com/office/word/2010/wordprocessingDrawing" xmlns:w14="http://schemas.microsoft.com/office/word/2010/wordml" xmlns:w15="http://schemas.microsoft.com/office/word/2012/wordml" mc:Ignorable="w14 wp14 w15">
   <w:sdt>
     <w:sdtPr>
       <w:docPartObj>
@@ -2030,7 +2652,7 @@
 </file>
 
 <file path=word/footer20.xml><?xml version="1.0" encoding="utf-8"?>
-<w:ftr xmlns:o="urn:schemas-microsoft-com:office:office" xmlns:r="http://schemas.openxmlformats.org/officeDocument/2006/relationships" xmlns:v="urn:schemas-microsoft-com:vml" xmlns:w="http://schemas.openxmlformats.org/wordprocessingml/2006/main" xmlns:w10="urn:schemas-microsoft-com:office:word" xmlns:wp="http://schemas.openxmlformats.org/drawingml/2006/wordprocessingDrawing" xmlns:pic="http://schemas.openxmlformats.org/drawingml/2006/picture" xmlns:wps="http://schemas.microsoft.com/office/word/2010/wordprocessingShape" xmlns:wpg="http://schemas.microsoft.com/office/word/2010/wordprocessingGroup" xmlns:mc="http://schemas.openxmlformats.org/markup-compatibility/2006" xmlns:wp14="http://schemas.microsoft.com/office/word/2010/wordprocessingDrawing" xmlns:w14="http://schemas.microsoft.com/office/word/2010/wordml" xmlns:w15="http://schemas.microsoft.com/office/word/2012/wordml" mc:Ignorable="w14 wp14 w15">
+<w:ftr xmlns:o="urn:schemas-microsoft-com:office:office" xmlns:r="http://schemas.openxmlformats.org/officeDocument/2006/relationships" xmlns:v="urn:schemas-microsoft-com:vml" xmlns:w="http://schemas.openxmlformats.org/wordprocessingml/2006/main" xmlns:w10="urn:schemas-microsoft-com:office:word" xmlns:wp="http://schemas.openxmlformats.org/drawingml/2006/wordprocessingDrawing" xmlns:wps="http://schemas.microsoft.com/office/word/2010/wordprocessingShape" xmlns:wpg="http://schemas.microsoft.com/office/word/2010/wordprocessingGroup" xmlns:mc="http://schemas.openxmlformats.org/markup-compatibility/2006" xmlns:wp14="http://schemas.microsoft.com/office/word/2010/wordprocessingDrawing" xmlns:w14="http://schemas.microsoft.com/office/word/2010/wordml" xmlns:w15="http://schemas.microsoft.com/office/word/2012/wordml" mc:Ignorable="w14 wp14 w15">
   <w:sdt>
     <w:sdtPr>
       <w:docPartObj>
@@ -2087,64 +2709,13 @@
 </file>
 
 <file path=word/footer21.xml><?xml version="1.0" encoding="utf-8"?>
-<w:ftr xmlns:o="urn:schemas-microsoft-com:office:office" xmlns:r="http://schemas.openxmlformats.org/officeDocument/2006/relationships" xmlns:v="urn:schemas-microsoft-com:vml" xmlns:w="http://schemas.openxmlformats.org/wordprocessingml/2006/main" xmlns:w10="urn:schemas-microsoft-com:office:word" xmlns:wp="http://schemas.openxmlformats.org/drawingml/2006/wordprocessingDrawing" xmlns:pic="http://schemas.openxmlformats.org/drawingml/2006/picture" xmlns:wps="http://schemas.microsoft.com/office/word/2010/wordprocessingShape" xmlns:wpg="http://schemas.microsoft.com/office/word/2010/wordprocessingGroup" xmlns:mc="http://schemas.openxmlformats.org/markup-compatibility/2006" xmlns:wp14="http://schemas.microsoft.com/office/word/2010/wordprocessingDrawing" xmlns:w14="http://schemas.microsoft.com/office/word/2010/wordml" xmlns:w15="http://schemas.microsoft.com/office/word/2012/wordml" mc:Ignorable="w14 wp14 w15">
-  <w:sdt>
-    <w:sdtPr>
-      <w:docPartObj>
-        <w:docPartGallery w:val="Page Numbers (Bottom of Page)"/>
-        <w:docPartUnique w:val="true"/>
-      </w:docPartObj>
-      <w:id w:val="441048710"/>
-    </w:sdtPr>
-    <w:sdtContent>
-      <w:p>
-        <w:pPr>
-          <w:pStyle w:val="Footer"/>
-          <w:jc w:val="center"/>
-          <w:rPr>
-            <w:rFonts w:ascii="Times New Roman" w:hAnsi="Times New Roman" w:cs="Times New Roman"/>
-            <w:color w:themeColor="text1" w:val="000000"/>
-            <w:sz w:val="28"/>
-            <w:szCs w:val="28"/>
-          </w:rPr>
-        </w:pPr>
-        <w:r>
-          <w:rPr/>
-          <w:fldChar w:fldCharType="begin"/>
-        </w:r>
-        <w:r>
-          <w:rPr/>
-          <w:instrText xml:space="preserve"> PAGE </w:instrText>
-        </w:r>
-        <w:r>
-          <w:rPr/>
-          <w:fldChar w:fldCharType="separate"/>
-        </w:r>
-        <w:r>
-          <w:rPr/>
-          <w:t>13</w:t>
-        </w:r>
-        <w:r>
-          <w:rPr/>
-          <w:fldChar w:fldCharType="end"/>
-        </w:r>
-      </w:p>
-    </w:sdtContent>
-  </w:sdt>
-  <w:p>
-    <w:pPr>
-      <w:pStyle w:val="Footer"/>
-      <w:rPr/>
-    </w:pPr>
-    <w:r>
-      <w:rPr/>
-    </w:r>
-  </w:p>
+<w:ftr xmlns:o="urn:schemas-microsoft-com:office:office" xmlns:r="http://schemas.openxmlformats.org/officeDocument/2006/relationships" xmlns:v="urn:schemas-microsoft-com:vml" xmlns:w="http://schemas.openxmlformats.org/wordprocessingml/2006/main" xmlns:w10="urn:schemas-microsoft-com:office:word" xmlns:wp="http://schemas.openxmlformats.org/drawingml/2006/wordprocessingDrawing" xmlns:wps="http://schemas.microsoft.com/office/word/2010/wordprocessingShape" xmlns:wpg="http://schemas.microsoft.com/office/word/2010/wordprocessingGroup" xmlns:mc="http://schemas.openxmlformats.org/markup-compatibility/2006" xmlns:wp14="http://schemas.microsoft.com/office/word/2010/wordprocessingDrawing" xmlns:w14="http://schemas.microsoft.com/office/word/2010/wordml" xmlns:w15="http://schemas.microsoft.com/office/word/2012/wordml" mc:Ignorable="w14 wp14 w15">
+  <w:p/>
 </w:ftr>
 </file>
 
 <file path=word/footer22.xml><?xml version="1.0" encoding="utf-8"?>
-<w:ftr xmlns:o="urn:schemas-microsoft-com:office:office" xmlns:r="http://schemas.openxmlformats.org/officeDocument/2006/relationships" xmlns:v="urn:schemas-microsoft-com:vml" xmlns:w="http://schemas.openxmlformats.org/wordprocessingml/2006/main" xmlns:w10="urn:schemas-microsoft-com:office:word" xmlns:wp="http://schemas.openxmlformats.org/drawingml/2006/wordprocessingDrawing" xmlns:pic="http://schemas.openxmlformats.org/drawingml/2006/picture" xmlns:wps="http://schemas.microsoft.com/office/word/2010/wordprocessingShape" xmlns:wpg="http://schemas.microsoft.com/office/word/2010/wordprocessingGroup" xmlns:mc="http://schemas.openxmlformats.org/markup-compatibility/2006" xmlns:wp14="http://schemas.microsoft.com/office/word/2010/wordprocessingDrawing" xmlns:w14="http://schemas.microsoft.com/office/word/2010/wordml" xmlns:w15="http://schemas.microsoft.com/office/word/2012/wordml" mc:Ignorable="w14 wp14 w15">
+<w:ftr xmlns:o="urn:schemas-microsoft-com:office:office" xmlns:r="http://schemas.openxmlformats.org/officeDocument/2006/relationships" xmlns:v="urn:schemas-microsoft-com:vml" xmlns:w="http://schemas.openxmlformats.org/wordprocessingml/2006/main" xmlns:w10="urn:schemas-microsoft-com:office:word" xmlns:wp="http://schemas.openxmlformats.org/drawingml/2006/wordprocessingDrawing" xmlns:wps="http://schemas.microsoft.com/office/word/2010/wordprocessingShape" xmlns:wpg="http://schemas.microsoft.com/office/word/2010/wordprocessingGroup" xmlns:mc="http://schemas.openxmlformats.org/markup-compatibility/2006" xmlns:wp14="http://schemas.microsoft.com/office/word/2010/wordprocessingDrawing" xmlns:w14="http://schemas.microsoft.com/office/word/2010/wordml" xmlns:w15="http://schemas.microsoft.com/office/word/2012/wordml" mc:Ignorable="w14 wp14 w15">
   <w:p>
     <w:pPr>
       <w:pStyle w:val="Footer"/>
@@ -2158,7 +2729,7 @@
 </file>
 
 <file path=word/footer23.xml><?xml version="1.0" encoding="utf-8"?>
-<w:ftr xmlns:o="urn:schemas-microsoft-com:office:office" xmlns:r="http://schemas.openxmlformats.org/officeDocument/2006/relationships" xmlns:v="urn:schemas-microsoft-com:vml" xmlns:w="http://schemas.openxmlformats.org/wordprocessingml/2006/main" xmlns:w10="urn:schemas-microsoft-com:office:word" xmlns:wp="http://schemas.openxmlformats.org/drawingml/2006/wordprocessingDrawing" xmlns:pic="http://schemas.openxmlformats.org/drawingml/2006/picture" xmlns:wps="http://schemas.microsoft.com/office/word/2010/wordprocessingShape" xmlns:wpg="http://schemas.microsoft.com/office/word/2010/wordprocessingGroup" xmlns:mc="http://schemas.openxmlformats.org/markup-compatibility/2006" xmlns:wp14="http://schemas.microsoft.com/office/word/2010/wordprocessingDrawing" xmlns:w14="http://schemas.microsoft.com/office/word/2010/wordml" xmlns:w15="http://schemas.microsoft.com/office/word/2012/wordml" mc:Ignorable="w14 wp14 w15">
+<w:ftr xmlns:o="urn:schemas-microsoft-com:office:office" xmlns:r="http://schemas.openxmlformats.org/officeDocument/2006/relationships" xmlns:v="urn:schemas-microsoft-com:vml" xmlns:w="http://schemas.openxmlformats.org/wordprocessingml/2006/main" xmlns:w10="urn:schemas-microsoft-com:office:word" xmlns:wp="http://schemas.openxmlformats.org/drawingml/2006/wordprocessingDrawing" xmlns:wps="http://schemas.microsoft.com/office/word/2010/wordprocessingShape" xmlns:wpg="http://schemas.microsoft.com/office/word/2010/wordprocessingGroup" xmlns:mc="http://schemas.openxmlformats.org/markup-compatibility/2006" xmlns:wp14="http://schemas.microsoft.com/office/word/2010/wordprocessingDrawing" xmlns:w14="http://schemas.microsoft.com/office/word/2010/wordml" xmlns:w15="http://schemas.microsoft.com/office/word/2012/wordml" mc:Ignorable="w14 wp14 w15">
   <w:sdt>
     <w:sdtPr>
       <w:docPartObj>
@@ -2215,64 +2786,13 @@
 </file>
 
 <file path=word/footer24.xml><?xml version="1.0" encoding="utf-8"?>
-<w:ftr xmlns:o="urn:schemas-microsoft-com:office:office" xmlns:r="http://schemas.openxmlformats.org/officeDocument/2006/relationships" xmlns:v="urn:schemas-microsoft-com:vml" xmlns:w="http://schemas.openxmlformats.org/wordprocessingml/2006/main" xmlns:w10="urn:schemas-microsoft-com:office:word" xmlns:wp="http://schemas.openxmlformats.org/drawingml/2006/wordprocessingDrawing" xmlns:pic="http://schemas.openxmlformats.org/drawingml/2006/picture" xmlns:wps="http://schemas.microsoft.com/office/word/2010/wordprocessingShape" xmlns:wpg="http://schemas.microsoft.com/office/word/2010/wordprocessingGroup" xmlns:mc="http://schemas.openxmlformats.org/markup-compatibility/2006" xmlns:wp14="http://schemas.microsoft.com/office/word/2010/wordprocessingDrawing" xmlns:w14="http://schemas.microsoft.com/office/word/2010/wordml" xmlns:w15="http://schemas.microsoft.com/office/word/2012/wordml" mc:Ignorable="w14 wp14 w15">
-  <w:sdt>
-    <w:sdtPr>
-      <w:docPartObj>
-        <w:docPartGallery w:val="Page Numbers (Bottom of Page)"/>
-        <w:docPartUnique w:val="true"/>
-      </w:docPartObj>
-      <w:id w:val="1738160386"/>
-    </w:sdtPr>
-    <w:sdtContent>
-      <w:p>
-        <w:pPr>
-          <w:pStyle w:val="Footer"/>
-          <w:jc w:val="center"/>
-          <w:rPr>
-            <w:rFonts w:ascii="Times New Roman" w:hAnsi="Times New Roman" w:cs="Times New Roman"/>
-            <w:color w:themeColor="text1" w:val="000000"/>
-            <w:sz w:val="28"/>
-            <w:szCs w:val="28"/>
-          </w:rPr>
-        </w:pPr>
-        <w:r>
-          <w:rPr/>
-          <w:fldChar w:fldCharType="begin"/>
-        </w:r>
-        <w:r>
-          <w:rPr/>
-          <w:instrText xml:space="preserve"> PAGE </w:instrText>
-        </w:r>
-        <w:r>
-          <w:rPr/>
-          <w:fldChar w:fldCharType="separate"/>
-        </w:r>
-        <w:r>
-          <w:rPr/>
-          <w:t>14</w:t>
-        </w:r>
-        <w:r>
-          <w:rPr/>
-          <w:fldChar w:fldCharType="end"/>
-        </w:r>
-      </w:p>
-    </w:sdtContent>
-  </w:sdt>
-  <w:p>
-    <w:pPr>
-      <w:pStyle w:val="Footer"/>
-      <w:rPr/>
-    </w:pPr>
-    <w:r>
-      <w:rPr/>
-    </w:r>
-  </w:p>
+<w:ftr xmlns:o="urn:schemas-microsoft-com:office:office" xmlns:r="http://schemas.openxmlformats.org/officeDocument/2006/relationships" xmlns:v="urn:schemas-microsoft-com:vml" xmlns:w="http://schemas.openxmlformats.org/wordprocessingml/2006/main" xmlns:w10="urn:schemas-microsoft-com:office:word" xmlns:wp="http://schemas.openxmlformats.org/drawingml/2006/wordprocessingDrawing" xmlns:wps="http://schemas.microsoft.com/office/word/2010/wordprocessingShape" xmlns:wpg="http://schemas.microsoft.com/office/word/2010/wordprocessingGroup" xmlns:mc="http://schemas.openxmlformats.org/markup-compatibility/2006" xmlns:wp14="http://schemas.microsoft.com/office/word/2010/wordprocessingDrawing" xmlns:w14="http://schemas.microsoft.com/office/word/2010/wordml" xmlns:w15="http://schemas.microsoft.com/office/word/2012/wordml" mc:Ignorable="w14 wp14 w15">
+  <w:p/>
 </w:ftr>
 </file>
 
 <file path=word/footer25.xml><?xml version="1.0" encoding="utf-8"?>
-<w:ftr xmlns:o="urn:schemas-microsoft-com:office:office" xmlns:r="http://schemas.openxmlformats.org/officeDocument/2006/relationships" xmlns:v="urn:schemas-microsoft-com:vml" xmlns:w="http://schemas.openxmlformats.org/wordprocessingml/2006/main" xmlns:w10="urn:schemas-microsoft-com:office:word" xmlns:wp="http://schemas.openxmlformats.org/drawingml/2006/wordprocessingDrawing" xmlns:pic="http://schemas.openxmlformats.org/drawingml/2006/picture" xmlns:wps="http://schemas.microsoft.com/office/word/2010/wordprocessingShape" xmlns:wpg="http://schemas.microsoft.com/office/word/2010/wordprocessingGroup" xmlns:mc="http://schemas.openxmlformats.org/markup-compatibility/2006" xmlns:wp14="http://schemas.microsoft.com/office/word/2010/wordprocessingDrawing" xmlns:w14="http://schemas.microsoft.com/office/word/2010/wordml" xmlns:w15="http://schemas.microsoft.com/office/word/2012/wordml" mc:Ignorable="w14 wp14 w15">
+<w:ftr xmlns:o="urn:schemas-microsoft-com:office:office" xmlns:r="http://schemas.openxmlformats.org/officeDocument/2006/relationships" xmlns:v="urn:schemas-microsoft-com:vml" xmlns:w="http://schemas.openxmlformats.org/wordprocessingml/2006/main" xmlns:w10="urn:schemas-microsoft-com:office:word" xmlns:wp="http://schemas.openxmlformats.org/drawingml/2006/wordprocessingDrawing" xmlns:wps="http://schemas.microsoft.com/office/word/2010/wordprocessingShape" xmlns:wpg="http://schemas.microsoft.com/office/word/2010/wordprocessingGroup" xmlns:mc="http://schemas.openxmlformats.org/markup-compatibility/2006" xmlns:wp14="http://schemas.microsoft.com/office/word/2010/wordprocessingDrawing" xmlns:w14="http://schemas.microsoft.com/office/word/2010/wordml" xmlns:w15="http://schemas.microsoft.com/office/word/2012/wordml" mc:Ignorable="w14 wp14 w15">
   <w:p>
     <w:pPr>
       <w:pStyle w:val="Footer"/>
@@ -2286,7 +2806,7 @@
 </file>
 
 <file path=word/footer26.xml><?xml version="1.0" encoding="utf-8"?>
-<w:ftr xmlns:o="urn:schemas-microsoft-com:office:office" xmlns:r="http://schemas.openxmlformats.org/officeDocument/2006/relationships" xmlns:v="urn:schemas-microsoft-com:vml" xmlns:w="http://schemas.openxmlformats.org/wordprocessingml/2006/main" xmlns:w10="urn:schemas-microsoft-com:office:word" xmlns:wp="http://schemas.openxmlformats.org/drawingml/2006/wordprocessingDrawing" xmlns:pic="http://schemas.openxmlformats.org/drawingml/2006/picture" xmlns:wps="http://schemas.microsoft.com/office/word/2010/wordprocessingShape" xmlns:wpg="http://schemas.microsoft.com/office/word/2010/wordprocessingGroup" xmlns:mc="http://schemas.openxmlformats.org/markup-compatibility/2006" xmlns:wp14="http://schemas.microsoft.com/office/word/2010/wordprocessingDrawing" xmlns:w14="http://schemas.microsoft.com/office/word/2010/wordml" xmlns:w15="http://schemas.microsoft.com/office/word/2012/wordml" mc:Ignorable="w14 wp14 w15">
+<w:ftr xmlns:o="urn:schemas-microsoft-com:office:office" xmlns:r="http://schemas.openxmlformats.org/officeDocument/2006/relationships" xmlns:v="urn:schemas-microsoft-com:vml" xmlns:w="http://schemas.openxmlformats.org/wordprocessingml/2006/main" xmlns:w10="urn:schemas-microsoft-com:office:word" xmlns:wp="http://schemas.openxmlformats.org/drawingml/2006/wordprocessingDrawing" xmlns:wps="http://schemas.microsoft.com/office/word/2010/wordprocessingShape" xmlns:wpg="http://schemas.microsoft.com/office/word/2010/wordprocessingGroup" xmlns:mc="http://schemas.openxmlformats.org/markup-compatibility/2006" xmlns:wp14="http://schemas.microsoft.com/office/word/2010/wordprocessingDrawing" xmlns:w14="http://schemas.microsoft.com/office/word/2010/wordml" xmlns:w15="http://schemas.microsoft.com/office/word/2012/wordml" mc:Ignorable="w14 wp14 w15">
   <w:sdt>
     <w:sdtPr>
       <w:docPartObj>
@@ -2343,64 +2863,13 @@
 </file>
 
 <file path=word/footer27.xml><?xml version="1.0" encoding="utf-8"?>
-<w:ftr xmlns:o="urn:schemas-microsoft-com:office:office" xmlns:r="http://schemas.openxmlformats.org/officeDocument/2006/relationships" xmlns:v="urn:schemas-microsoft-com:vml" xmlns:w="http://schemas.openxmlformats.org/wordprocessingml/2006/main" xmlns:w10="urn:schemas-microsoft-com:office:word" xmlns:wp="http://schemas.openxmlformats.org/drawingml/2006/wordprocessingDrawing" xmlns:pic="http://schemas.openxmlformats.org/drawingml/2006/picture" xmlns:wps="http://schemas.microsoft.com/office/word/2010/wordprocessingShape" xmlns:wpg="http://schemas.microsoft.com/office/word/2010/wordprocessingGroup" xmlns:mc="http://schemas.openxmlformats.org/markup-compatibility/2006" xmlns:wp14="http://schemas.microsoft.com/office/word/2010/wordprocessingDrawing" xmlns:w14="http://schemas.microsoft.com/office/word/2010/wordml" xmlns:w15="http://schemas.microsoft.com/office/word/2012/wordml" mc:Ignorable="w14 wp14 w15">
-  <w:sdt>
-    <w:sdtPr>
-      <w:docPartObj>
-        <w:docPartGallery w:val="Page Numbers (Bottom of Page)"/>
-        <w:docPartUnique w:val="true"/>
-      </w:docPartObj>
-      <w:id w:val="1094003614"/>
-    </w:sdtPr>
-    <w:sdtContent>
-      <w:p>
-        <w:pPr>
-          <w:pStyle w:val="Footer"/>
-          <w:jc w:val="center"/>
-          <w:rPr>
-            <w:rFonts w:ascii="Times New Roman" w:hAnsi="Times New Roman" w:cs="Times New Roman"/>
-            <w:color w:themeColor="text1" w:val="000000"/>
-            <w:sz w:val="28"/>
-            <w:szCs w:val="28"/>
-          </w:rPr>
-        </w:pPr>
-        <w:r>
-          <w:rPr/>
-          <w:fldChar w:fldCharType="begin"/>
-        </w:r>
-        <w:r>
-          <w:rPr/>
-          <w:instrText xml:space="preserve"> PAGE </w:instrText>
-        </w:r>
-        <w:r>
-          <w:rPr/>
-          <w:fldChar w:fldCharType="separate"/>
-        </w:r>
-        <w:r>
-          <w:rPr/>
-          <w:t>15</w:t>
-        </w:r>
-        <w:r>
-          <w:rPr/>
-          <w:fldChar w:fldCharType="end"/>
-        </w:r>
-      </w:p>
-    </w:sdtContent>
-  </w:sdt>
-  <w:p>
-    <w:pPr>
-      <w:pStyle w:val="Footer"/>
-      <w:rPr/>
-    </w:pPr>
-    <w:r>
-      <w:rPr/>
-    </w:r>
-  </w:p>
+<w:ftr xmlns:o="urn:schemas-microsoft-com:office:office" xmlns:r="http://schemas.openxmlformats.org/officeDocument/2006/relationships" xmlns:v="urn:schemas-microsoft-com:vml" xmlns:w="http://schemas.openxmlformats.org/wordprocessingml/2006/main" xmlns:w10="urn:schemas-microsoft-com:office:word" xmlns:wp="http://schemas.openxmlformats.org/drawingml/2006/wordprocessingDrawing" xmlns:wps="http://schemas.microsoft.com/office/word/2010/wordprocessingShape" xmlns:wpg="http://schemas.microsoft.com/office/word/2010/wordprocessingGroup" xmlns:mc="http://schemas.openxmlformats.org/markup-compatibility/2006" xmlns:wp14="http://schemas.microsoft.com/office/word/2010/wordprocessingDrawing" xmlns:w14="http://schemas.microsoft.com/office/word/2010/wordml" xmlns:w15="http://schemas.microsoft.com/office/word/2012/wordml" mc:Ignorable="w14 wp14 w15">
+  <w:p/>
 </w:ftr>
 </file>
 
 <file path=word/footer28.xml><?xml version="1.0" encoding="utf-8"?>
-<w:ftr xmlns:o="urn:schemas-microsoft-com:office:office" xmlns:r="http://schemas.openxmlformats.org/officeDocument/2006/relationships" xmlns:v="urn:schemas-microsoft-com:vml" xmlns:w="http://schemas.openxmlformats.org/wordprocessingml/2006/main" xmlns:w10="urn:schemas-microsoft-com:office:word" xmlns:wp="http://schemas.openxmlformats.org/drawingml/2006/wordprocessingDrawing" xmlns:pic="http://schemas.openxmlformats.org/drawingml/2006/picture" xmlns:wps="http://schemas.microsoft.com/office/word/2010/wordprocessingShape" xmlns:wpg="http://schemas.microsoft.com/office/word/2010/wordprocessingGroup" xmlns:mc="http://schemas.openxmlformats.org/markup-compatibility/2006" xmlns:wp14="http://schemas.microsoft.com/office/word/2010/wordprocessingDrawing" xmlns:w14="http://schemas.microsoft.com/office/word/2010/wordml" xmlns:w15="http://schemas.microsoft.com/office/word/2012/wordml" mc:Ignorable="w14 wp14 w15">
+<w:ftr xmlns:o="urn:schemas-microsoft-com:office:office" xmlns:r="http://schemas.openxmlformats.org/officeDocument/2006/relationships" xmlns:v="urn:schemas-microsoft-com:vml" xmlns:w="http://schemas.openxmlformats.org/wordprocessingml/2006/main" xmlns:w10="urn:schemas-microsoft-com:office:word" xmlns:wp="http://schemas.openxmlformats.org/drawingml/2006/wordprocessingDrawing" xmlns:wps="http://schemas.microsoft.com/office/word/2010/wordprocessingShape" xmlns:wpg="http://schemas.microsoft.com/office/word/2010/wordprocessingGroup" xmlns:mc="http://schemas.openxmlformats.org/markup-compatibility/2006" xmlns:wp14="http://schemas.microsoft.com/office/word/2010/wordprocessingDrawing" xmlns:w14="http://schemas.microsoft.com/office/word/2010/wordml" xmlns:w15="http://schemas.microsoft.com/office/word/2012/wordml" mc:Ignorable="w14 wp14 w15">
   <w:p>
     <w:pPr>
       <w:pStyle w:val="Footer"/>
@@ -2414,7 +2883,7 @@
 </file>
 
 <file path=word/footer29.xml><?xml version="1.0" encoding="utf-8"?>
-<w:ftr xmlns:o="urn:schemas-microsoft-com:office:office" xmlns:r="http://schemas.openxmlformats.org/officeDocument/2006/relationships" xmlns:v="urn:schemas-microsoft-com:vml" xmlns:w="http://schemas.openxmlformats.org/wordprocessingml/2006/main" xmlns:w10="urn:schemas-microsoft-com:office:word" xmlns:wp="http://schemas.openxmlformats.org/drawingml/2006/wordprocessingDrawing" xmlns:pic="http://schemas.openxmlformats.org/drawingml/2006/picture" xmlns:wps="http://schemas.microsoft.com/office/word/2010/wordprocessingShape" xmlns:wpg="http://schemas.microsoft.com/office/word/2010/wordprocessingGroup" xmlns:mc="http://schemas.openxmlformats.org/markup-compatibility/2006" xmlns:wp14="http://schemas.microsoft.com/office/word/2010/wordprocessingDrawing" xmlns:w14="http://schemas.microsoft.com/office/word/2010/wordml" xmlns:w15="http://schemas.microsoft.com/office/word/2012/wordml" mc:Ignorable="w14 wp14 w15">
+<w:ftr xmlns:o="urn:schemas-microsoft-com:office:office" xmlns:r="http://schemas.openxmlformats.org/officeDocument/2006/relationships" xmlns:v="urn:schemas-microsoft-com:vml" xmlns:w="http://schemas.openxmlformats.org/wordprocessingml/2006/main" xmlns:w10="urn:schemas-microsoft-com:office:word" xmlns:wp="http://schemas.openxmlformats.org/drawingml/2006/wordprocessingDrawing" xmlns:wps="http://schemas.microsoft.com/office/word/2010/wordprocessingShape" xmlns:wpg="http://schemas.microsoft.com/office/word/2010/wordprocessingGroup" xmlns:mc="http://schemas.openxmlformats.org/markup-compatibility/2006" xmlns:wp14="http://schemas.microsoft.com/office/word/2010/wordprocessingDrawing" xmlns:w14="http://schemas.microsoft.com/office/word/2010/wordml" xmlns:w15="http://schemas.microsoft.com/office/word/2012/wordml" mc:Ignorable="w14 wp14 w15">
   <w:sdt>
     <w:sdtPr>
       <w:docPartObj>
@@ -2471,7 +2940,7 @@
 </file>
 
 <file path=word/footer3.xml><?xml version="1.0" encoding="utf-8"?>
-<w:ftr xmlns:o="urn:schemas-microsoft-com:office:office" xmlns:r="http://schemas.openxmlformats.org/officeDocument/2006/relationships" xmlns:v="urn:schemas-microsoft-com:vml" xmlns:w="http://schemas.openxmlformats.org/wordprocessingml/2006/main" xmlns:w10="urn:schemas-microsoft-com:office:word" xmlns:wp="http://schemas.openxmlformats.org/drawingml/2006/wordprocessingDrawing" xmlns:pic="http://schemas.openxmlformats.org/drawingml/2006/picture" xmlns:wps="http://schemas.microsoft.com/office/word/2010/wordprocessingShape" xmlns:wpg="http://schemas.microsoft.com/office/word/2010/wordprocessingGroup" xmlns:mc="http://schemas.openxmlformats.org/markup-compatibility/2006" xmlns:wp14="http://schemas.microsoft.com/office/word/2010/wordprocessingDrawing" xmlns:w14="http://schemas.microsoft.com/office/word/2010/wordml" xmlns:w15="http://schemas.microsoft.com/office/word/2012/wordml" mc:Ignorable="w14 wp14 w15">
+<w:ftr xmlns:o="urn:schemas-microsoft-com:office:office" xmlns:r="http://schemas.openxmlformats.org/officeDocument/2006/relationships" xmlns:v="urn:schemas-microsoft-com:vml" xmlns:w="http://schemas.openxmlformats.org/wordprocessingml/2006/main" xmlns:w10="urn:schemas-microsoft-com:office:word" xmlns:wp="http://schemas.openxmlformats.org/drawingml/2006/wordprocessingDrawing" xmlns:wps="http://schemas.microsoft.com/office/word/2010/wordprocessingShape" xmlns:wpg="http://schemas.microsoft.com/office/word/2010/wordprocessingGroup" xmlns:mc="http://schemas.openxmlformats.org/markup-compatibility/2006" xmlns:wp14="http://schemas.microsoft.com/office/word/2010/wordprocessingDrawing" xmlns:w14="http://schemas.microsoft.com/office/word/2010/wordml" xmlns:w15="http://schemas.microsoft.com/office/word/2012/wordml" mc:Ignorable="w14 wp14 w15">
   <w:sdt>
     <w:sdtPr>
       <w:docPartObj>
@@ -2528,64 +2997,13 @@
 </file>
 
 <file path=word/footer30.xml><?xml version="1.0" encoding="utf-8"?>
-<w:ftr xmlns:o="urn:schemas-microsoft-com:office:office" xmlns:r="http://schemas.openxmlformats.org/officeDocument/2006/relationships" xmlns:v="urn:schemas-microsoft-com:vml" xmlns:w="http://schemas.openxmlformats.org/wordprocessingml/2006/main" xmlns:w10="urn:schemas-microsoft-com:office:word" xmlns:wp="http://schemas.openxmlformats.org/drawingml/2006/wordprocessingDrawing" xmlns:pic="http://schemas.openxmlformats.org/drawingml/2006/picture" xmlns:wps="http://schemas.microsoft.com/office/word/2010/wordprocessingShape" xmlns:wpg="http://schemas.microsoft.com/office/word/2010/wordprocessingGroup" xmlns:mc="http://schemas.openxmlformats.org/markup-compatibility/2006" xmlns:wp14="http://schemas.microsoft.com/office/word/2010/wordprocessingDrawing" xmlns:w14="http://schemas.microsoft.com/office/word/2010/wordml" xmlns:w15="http://schemas.microsoft.com/office/word/2012/wordml" mc:Ignorable="w14 wp14 w15">
-  <w:sdt>
-    <w:sdtPr>
-      <w:docPartObj>
-        <w:docPartGallery w:val="Page Numbers (Bottom of Page)"/>
-        <w:docPartUnique w:val="true"/>
-      </w:docPartObj>
-      <w:id w:val="1189238865"/>
-    </w:sdtPr>
-    <w:sdtContent>
-      <w:p>
-        <w:pPr>
-          <w:pStyle w:val="Footer"/>
-          <w:jc w:val="center"/>
-          <w:rPr>
-            <w:rFonts w:ascii="Times New Roman" w:hAnsi="Times New Roman" w:cs="Times New Roman"/>
-            <w:color w:themeColor="text1" w:val="000000"/>
-            <w:sz w:val="28"/>
-            <w:szCs w:val="28"/>
-          </w:rPr>
-        </w:pPr>
-        <w:r>
-          <w:rPr/>
-          <w:fldChar w:fldCharType="begin"/>
-        </w:r>
-        <w:r>
-          <w:rPr/>
-          <w:instrText xml:space="preserve"> PAGE </w:instrText>
-        </w:r>
-        <w:r>
-          <w:rPr/>
-          <w:fldChar w:fldCharType="separate"/>
-        </w:r>
-        <w:r>
-          <w:rPr/>
-          <w:t>16</w:t>
-        </w:r>
-        <w:r>
-          <w:rPr/>
-          <w:fldChar w:fldCharType="end"/>
-        </w:r>
-      </w:p>
-    </w:sdtContent>
-  </w:sdt>
-  <w:p>
-    <w:pPr>
-      <w:pStyle w:val="Footer"/>
-      <w:rPr/>
-    </w:pPr>
-    <w:r>
-      <w:rPr/>
-    </w:r>
-  </w:p>
+<w:ftr xmlns:o="urn:schemas-microsoft-com:office:office" xmlns:r="http://schemas.openxmlformats.org/officeDocument/2006/relationships" xmlns:v="urn:schemas-microsoft-com:vml" xmlns:w="http://schemas.openxmlformats.org/wordprocessingml/2006/main" xmlns:w10="urn:schemas-microsoft-com:office:word" xmlns:wp="http://schemas.openxmlformats.org/drawingml/2006/wordprocessingDrawing" xmlns:wps="http://schemas.microsoft.com/office/word/2010/wordprocessingShape" xmlns:wpg="http://schemas.microsoft.com/office/word/2010/wordprocessingGroup" xmlns:mc="http://schemas.openxmlformats.org/markup-compatibility/2006" xmlns:wp14="http://schemas.microsoft.com/office/word/2010/wordprocessingDrawing" xmlns:w14="http://schemas.microsoft.com/office/word/2010/wordml" xmlns:w15="http://schemas.microsoft.com/office/word/2012/wordml" mc:Ignorable="w14 wp14 w15">
+  <w:p/>
 </w:ftr>
 </file>
 
 <file path=word/footer31.xml><?xml version="1.0" encoding="utf-8"?>
-<w:ftr xmlns:o="urn:schemas-microsoft-com:office:office" xmlns:r="http://schemas.openxmlformats.org/officeDocument/2006/relationships" xmlns:v="urn:schemas-microsoft-com:vml" xmlns:w="http://schemas.openxmlformats.org/wordprocessingml/2006/main" xmlns:w10="urn:schemas-microsoft-com:office:word" xmlns:wp="http://schemas.openxmlformats.org/drawingml/2006/wordprocessingDrawing" xmlns:pic="http://schemas.openxmlformats.org/drawingml/2006/picture" xmlns:wps="http://schemas.microsoft.com/office/word/2010/wordprocessingShape" xmlns:wpg="http://schemas.microsoft.com/office/word/2010/wordprocessingGroup" xmlns:mc="http://schemas.openxmlformats.org/markup-compatibility/2006" xmlns:wp14="http://schemas.microsoft.com/office/word/2010/wordprocessingDrawing" xmlns:w14="http://schemas.microsoft.com/office/word/2010/wordml" xmlns:w15="http://schemas.microsoft.com/office/word/2012/wordml" mc:Ignorable="w14 wp14 w15">
+<w:ftr xmlns:o="urn:schemas-microsoft-com:office:office" xmlns:r="http://schemas.openxmlformats.org/officeDocument/2006/relationships" xmlns:v="urn:schemas-microsoft-com:vml" xmlns:w="http://schemas.openxmlformats.org/wordprocessingml/2006/main" xmlns:w10="urn:schemas-microsoft-com:office:word" xmlns:wp="http://schemas.openxmlformats.org/drawingml/2006/wordprocessingDrawing" xmlns:wps="http://schemas.microsoft.com/office/word/2010/wordprocessingShape" xmlns:wpg="http://schemas.microsoft.com/office/word/2010/wordprocessingGroup" xmlns:mc="http://schemas.openxmlformats.org/markup-compatibility/2006" xmlns:wp14="http://schemas.microsoft.com/office/word/2010/wordprocessingDrawing" xmlns:w14="http://schemas.microsoft.com/office/word/2010/wordml" xmlns:w15="http://schemas.microsoft.com/office/word/2012/wordml" mc:Ignorable="w14 wp14 w15">
   <w:p>
     <w:pPr>
       <w:pStyle w:val="Footer"/>
@@ -2599,7 +3017,7 @@
 </file>
 
 <file path=word/footer32.xml><?xml version="1.0" encoding="utf-8"?>
-<w:ftr xmlns:o="urn:schemas-microsoft-com:office:office" xmlns:r="http://schemas.openxmlformats.org/officeDocument/2006/relationships" xmlns:v="urn:schemas-microsoft-com:vml" xmlns:w="http://schemas.openxmlformats.org/wordprocessingml/2006/main" xmlns:w10="urn:schemas-microsoft-com:office:word" xmlns:wp="http://schemas.openxmlformats.org/drawingml/2006/wordprocessingDrawing" xmlns:pic="http://schemas.openxmlformats.org/drawingml/2006/picture" xmlns:wps="http://schemas.microsoft.com/office/word/2010/wordprocessingShape" xmlns:wpg="http://schemas.microsoft.com/office/word/2010/wordprocessingGroup" xmlns:mc="http://schemas.openxmlformats.org/markup-compatibility/2006" xmlns:wp14="http://schemas.microsoft.com/office/word/2010/wordprocessingDrawing" xmlns:w14="http://schemas.microsoft.com/office/word/2010/wordml" xmlns:w15="http://schemas.microsoft.com/office/word/2012/wordml" mc:Ignorable="w14 wp14 w15">
+<w:ftr xmlns:o="urn:schemas-microsoft-com:office:office" xmlns:r="http://schemas.openxmlformats.org/officeDocument/2006/relationships" xmlns:v="urn:schemas-microsoft-com:vml" xmlns:w="http://schemas.openxmlformats.org/wordprocessingml/2006/main" xmlns:w10="urn:schemas-microsoft-com:office:word" xmlns:wp="http://schemas.openxmlformats.org/drawingml/2006/wordprocessingDrawing" xmlns:wps="http://schemas.microsoft.com/office/word/2010/wordprocessingShape" xmlns:wpg="http://schemas.microsoft.com/office/word/2010/wordprocessingGroup" xmlns:mc="http://schemas.openxmlformats.org/markup-compatibility/2006" xmlns:wp14="http://schemas.microsoft.com/office/word/2010/wordprocessingDrawing" xmlns:w14="http://schemas.microsoft.com/office/word/2010/wordml" xmlns:w15="http://schemas.microsoft.com/office/word/2012/wordml" mc:Ignorable="w14 wp14 w15">
   <w:sdt>
     <w:sdtPr>
       <w:docPartObj>
@@ -2656,64 +3074,13 @@
 </file>
 
 <file path=word/footer33.xml><?xml version="1.0" encoding="utf-8"?>
-<w:ftr xmlns:o="urn:schemas-microsoft-com:office:office" xmlns:r="http://schemas.openxmlformats.org/officeDocument/2006/relationships" xmlns:v="urn:schemas-microsoft-com:vml" xmlns:w="http://schemas.openxmlformats.org/wordprocessingml/2006/main" xmlns:w10="urn:schemas-microsoft-com:office:word" xmlns:wp="http://schemas.openxmlformats.org/drawingml/2006/wordprocessingDrawing" xmlns:pic="http://schemas.openxmlformats.org/drawingml/2006/picture" xmlns:wps="http://schemas.microsoft.com/office/word/2010/wordprocessingShape" xmlns:wpg="http://schemas.microsoft.com/office/word/2010/wordprocessingGroup" xmlns:mc="http://schemas.openxmlformats.org/markup-compatibility/2006" xmlns:wp14="http://schemas.microsoft.com/office/word/2010/wordprocessingDrawing" xmlns:w14="http://schemas.microsoft.com/office/word/2010/wordml" xmlns:w15="http://schemas.microsoft.com/office/word/2012/wordml" mc:Ignorable="w14 wp14 w15">
-  <w:sdt>
-    <w:sdtPr>
-      <w:docPartObj>
-        <w:docPartGallery w:val="Page Numbers (Bottom of Page)"/>
-        <w:docPartUnique w:val="true"/>
-      </w:docPartObj>
-      <w:id w:val="1447672462"/>
-    </w:sdtPr>
-    <w:sdtContent>
-      <w:p>
-        <w:pPr>
-          <w:pStyle w:val="Footer"/>
-          <w:jc w:val="center"/>
-          <w:rPr>
-            <w:rFonts w:ascii="Times New Roman" w:hAnsi="Times New Roman" w:cs="Times New Roman"/>
-            <w:color w:themeColor="text1" w:val="000000"/>
-            <w:sz w:val="28"/>
-            <w:szCs w:val="28"/>
-          </w:rPr>
-        </w:pPr>
-        <w:r>
-          <w:rPr/>
-          <w:fldChar w:fldCharType="begin"/>
-        </w:r>
-        <w:r>
-          <w:rPr/>
-          <w:instrText xml:space="preserve"> PAGE </w:instrText>
-        </w:r>
-        <w:r>
-          <w:rPr/>
-          <w:fldChar w:fldCharType="separate"/>
-        </w:r>
-        <w:r>
-          <w:rPr/>
-          <w:t>17</w:t>
-        </w:r>
-        <w:r>
-          <w:rPr/>
-          <w:fldChar w:fldCharType="end"/>
-        </w:r>
-      </w:p>
-    </w:sdtContent>
-  </w:sdt>
-  <w:p>
-    <w:pPr>
-      <w:pStyle w:val="Footer"/>
-      <w:rPr/>
-    </w:pPr>
-    <w:r>
-      <w:rPr/>
-    </w:r>
-  </w:p>
+<w:ftr xmlns:o="urn:schemas-microsoft-com:office:office" xmlns:r="http://schemas.openxmlformats.org/officeDocument/2006/relationships" xmlns:v="urn:schemas-microsoft-com:vml" xmlns:w="http://schemas.openxmlformats.org/wordprocessingml/2006/main" xmlns:w10="urn:schemas-microsoft-com:office:word" xmlns:wp="http://schemas.openxmlformats.org/drawingml/2006/wordprocessingDrawing" xmlns:wps="http://schemas.microsoft.com/office/word/2010/wordprocessingShape" xmlns:wpg="http://schemas.microsoft.com/office/word/2010/wordprocessingGroup" xmlns:mc="http://schemas.openxmlformats.org/markup-compatibility/2006" xmlns:wp14="http://schemas.microsoft.com/office/word/2010/wordprocessingDrawing" xmlns:w14="http://schemas.microsoft.com/office/word/2010/wordml" xmlns:w15="http://schemas.microsoft.com/office/word/2012/wordml" mc:Ignorable="w14 wp14 w15">
+  <w:p/>
 </w:ftr>
 </file>
 
 <file path=word/footer34.xml><?xml version="1.0" encoding="utf-8"?>
-<w:ftr xmlns:o="urn:schemas-microsoft-com:office:office" xmlns:r="http://schemas.openxmlformats.org/officeDocument/2006/relationships" xmlns:v="urn:schemas-microsoft-com:vml" xmlns:w="http://schemas.openxmlformats.org/wordprocessingml/2006/main" xmlns:w10="urn:schemas-microsoft-com:office:word" xmlns:wp="http://schemas.openxmlformats.org/drawingml/2006/wordprocessingDrawing" xmlns:pic="http://schemas.openxmlformats.org/drawingml/2006/picture" xmlns:wps="http://schemas.microsoft.com/office/word/2010/wordprocessingShape" xmlns:wpg="http://schemas.microsoft.com/office/word/2010/wordprocessingGroup" xmlns:mc="http://schemas.openxmlformats.org/markup-compatibility/2006" xmlns:wp14="http://schemas.microsoft.com/office/word/2010/wordprocessingDrawing" xmlns:w14="http://schemas.microsoft.com/office/word/2010/wordml" xmlns:w15="http://schemas.microsoft.com/office/word/2012/wordml" mc:Ignorable="w14 wp14 w15">
+<w:ftr xmlns:o="urn:schemas-microsoft-com:office:office" xmlns:r="http://schemas.openxmlformats.org/officeDocument/2006/relationships" xmlns:v="urn:schemas-microsoft-com:vml" xmlns:w="http://schemas.openxmlformats.org/wordprocessingml/2006/main" xmlns:w10="urn:schemas-microsoft-com:office:word" xmlns:wp="http://schemas.openxmlformats.org/drawingml/2006/wordprocessingDrawing" xmlns:wps="http://schemas.microsoft.com/office/word/2010/wordprocessingShape" xmlns:wpg="http://schemas.microsoft.com/office/word/2010/wordprocessingGroup" xmlns:mc="http://schemas.openxmlformats.org/markup-compatibility/2006" xmlns:wp14="http://schemas.microsoft.com/office/word/2010/wordprocessingDrawing" xmlns:w14="http://schemas.microsoft.com/office/word/2010/wordml" xmlns:w15="http://schemas.microsoft.com/office/word/2012/wordml" mc:Ignorable="w14 wp14 w15">
   <w:p>
     <w:pPr>
       <w:pStyle w:val="Footer"/>
@@ -2727,7 +3094,7 @@
 </file>
 
 <file path=word/footer35.xml><?xml version="1.0" encoding="utf-8"?>
-<w:ftr xmlns:o="urn:schemas-microsoft-com:office:office" xmlns:r="http://schemas.openxmlformats.org/officeDocument/2006/relationships" xmlns:v="urn:schemas-microsoft-com:vml" xmlns:w="http://schemas.openxmlformats.org/wordprocessingml/2006/main" xmlns:w10="urn:schemas-microsoft-com:office:word" xmlns:wp="http://schemas.openxmlformats.org/drawingml/2006/wordprocessingDrawing" xmlns:pic="http://schemas.openxmlformats.org/drawingml/2006/picture" xmlns:wps="http://schemas.microsoft.com/office/word/2010/wordprocessingShape" xmlns:wpg="http://schemas.microsoft.com/office/word/2010/wordprocessingGroup" xmlns:mc="http://schemas.openxmlformats.org/markup-compatibility/2006" xmlns:wp14="http://schemas.microsoft.com/office/word/2010/wordprocessingDrawing" xmlns:w14="http://schemas.microsoft.com/office/word/2010/wordml" xmlns:w15="http://schemas.microsoft.com/office/word/2012/wordml" mc:Ignorable="w14 wp14 w15">
+<w:ftr xmlns:o="urn:schemas-microsoft-com:office:office" xmlns:r="http://schemas.openxmlformats.org/officeDocument/2006/relationships" xmlns:v="urn:schemas-microsoft-com:vml" xmlns:w="http://schemas.openxmlformats.org/wordprocessingml/2006/main" xmlns:w10="urn:schemas-microsoft-com:office:word" xmlns:wp="http://schemas.openxmlformats.org/drawingml/2006/wordprocessingDrawing" xmlns:wps="http://schemas.microsoft.com/office/word/2010/wordprocessingShape" xmlns:wpg="http://schemas.microsoft.com/office/word/2010/wordprocessingGroup" xmlns:mc="http://schemas.openxmlformats.org/markup-compatibility/2006" xmlns:wp14="http://schemas.microsoft.com/office/word/2010/wordprocessingDrawing" xmlns:w14="http://schemas.microsoft.com/office/word/2010/wordml" xmlns:w15="http://schemas.microsoft.com/office/word/2012/wordml" mc:Ignorable="w14 wp14 w15">
   <w:sdt>
     <w:sdtPr>
       <w:docPartObj>
@@ -2784,64 +3151,13 @@
 </file>
 
 <file path=word/footer36.xml><?xml version="1.0" encoding="utf-8"?>
-<w:ftr xmlns:o="urn:schemas-microsoft-com:office:office" xmlns:r="http://schemas.openxmlformats.org/officeDocument/2006/relationships" xmlns:v="urn:schemas-microsoft-com:vml" xmlns:w="http://schemas.openxmlformats.org/wordprocessingml/2006/main" xmlns:w10="urn:schemas-microsoft-com:office:word" xmlns:wp="http://schemas.openxmlformats.org/drawingml/2006/wordprocessingDrawing" xmlns:pic="http://schemas.openxmlformats.org/drawingml/2006/picture" xmlns:wps="http://schemas.microsoft.com/office/word/2010/wordprocessingShape" xmlns:wpg="http://schemas.microsoft.com/office/word/2010/wordprocessingGroup" xmlns:mc="http://schemas.openxmlformats.org/markup-compatibility/2006" xmlns:wp14="http://schemas.microsoft.com/office/word/2010/wordprocessingDrawing" xmlns:w14="http://schemas.microsoft.com/office/word/2010/wordml" xmlns:w15="http://schemas.microsoft.com/office/word/2012/wordml" mc:Ignorable="w14 wp14 w15">
-  <w:sdt>
-    <w:sdtPr>
-      <w:docPartObj>
-        <w:docPartGallery w:val="Page Numbers (Bottom of Page)"/>
-        <w:docPartUnique w:val="true"/>
-      </w:docPartObj>
-      <w:id w:val="1464095035"/>
-    </w:sdtPr>
-    <w:sdtContent>
-      <w:p>
-        <w:pPr>
-          <w:pStyle w:val="Footer"/>
-          <w:jc w:val="center"/>
-          <w:rPr>
-            <w:rFonts w:ascii="Times New Roman" w:hAnsi="Times New Roman" w:cs="Times New Roman"/>
-            <w:color w:themeColor="text1" w:val="000000"/>
-            <w:sz w:val="28"/>
-            <w:szCs w:val="28"/>
-          </w:rPr>
-        </w:pPr>
-        <w:r>
-          <w:rPr/>
-          <w:fldChar w:fldCharType="begin"/>
-        </w:r>
-        <w:r>
-          <w:rPr/>
-          <w:instrText xml:space="preserve"> PAGE </w:instrText>
-        </w:r>
-        <w:r>
-          <w:rPr/>
-          <w:fldChar w:fldCharType="separate"/>
-        </w:r>
-        <w:r>
-          <w:rPr/>
-          <w:t>18</w:t>
-        </w:r>
-        <w:r>
-          <w:rPr/>
-          <w:fldChar w:fldCharType="end"/>
-        </w:r>
-      </w:p>
-    </w:sdtContent>
-  </w:sdt>
-  <w:p>
-    <w:pPr>
-      <w:pStyle w:val="Footer"/>
-      <w:rPr/>
-    </w:pPr>
-    <w:r>
-      <w:rPr/>
-    </w:r>
-  </w:p>
+<w:ftr xmlns:o="urn:schemas-microsoft-com:office:office" xmlns:r="http://schemas.openxmlformats.org/officeDocument/2006/relationships" xmlns:v="urn:schemas-microsoft-com:vml" xmlns:w="http://schemas.openxmlformats.org/wordprocessingml/2006/main" xmlns:w10="urn:schemas-microsoft-com:office:word" xmlns:wp="http://schemas.openxmlformats.org/drawingml/2006/wordprocessingDrawing" xmlns:wps="http://schemas.microsoft.com/office/word/2010/wordprocessingShape" xmlns:wpg="http://schemas.microsoft.com/office/word/2010/wordprocessingGroup" xmlns:mc="http://schemas.openxmlformats.org/markup-compatibility/2006" xmlns:wp14="http://schemas.microsoft.com/office/word/2010/wordprocessingDrawing" xmlns:w14="http://schemas.microsoft.com/office/word/2010/wordml" xmlns:w15="http://schemas.microsoft.com/office/word/2012/wordml" mc:Ignorable="w14 wp14 w15">
+  <w:p/>
 </w:ftr>
 </file>
 
 <file path=word/footer37.xml><?xml version="1.0" encoding="utf-8"?>
-<w:ftr xmlns:o="urn:schemas-microsoft-com:office:office" xmlns:r="http://schemas.openxmlformats.org/officeDocument/2006/relationships" xmlns:v="urn:schemas-microsoft-com:vml" xmlns:w="http://schemas.openxmlformats.org/wordprocessingml/2006/main" xmlns:w10="urn:schemas-microsoft-com:office:word" xmlns:wp="http://schemas.openxmlformats.org/drawingml/2006/wordprocessingDrawing" xmlns:pic="http://schemas.openxmlformats.org/drawingml/2006/picture" xmlns:wps="http://schemas.microsoft.com/office/word/2010/wordprocessingShape" xmlns:wpg="http://schemas.microsoft.com/office/word/2010/wordprocessingGroup" xmlns:mc="http://schemas.openxmlformats.org/markup-compatibility/2006" xmlns:wp14="http://schemas.microsoft.com/office/word/2010/wordprocessingDrawing" xmlns:w14="http://schemas.microsoft.com/office/word/2010/wordml" xmlns:w15="http://schemas.microsoft.com/office/word/2012/wordml" mc:Ignorable="w14 wp14 w15">
+<w:ftr xmlns:o="urn:schemas-microsoft-com:office:office" xmlns:r="http://schemas.openxmlformats.org/officeDocument/2006/relationships" xmlns:v="urn:schemas-microsoft-com:vml" xmlns:w="http://schemas.openxmlformats.org/wordprocessingml/2006/main" xmlns:w10="urn:schemas-microsoft-com:office:word" xmlns:wp="http://schemas.openxmlformats.org/drawingml/2006/wordprocessingDrawing" xmlns:wps="http://schemas.microsoft.com/office/word/2010/wordprocessingShape" xmlns:wpg="http://schemas.microsoft.com/office/word/2010/wordprocessingGroup" xmlns:mc="http://schemas.openxmlformats.org/markup-compatibility/2006" xmlns:wp14="http://schemas.microsoft.com/office/word/2010/wordprocessingDrawing" xmlns:w14="http://schemas.microsoft.com/office/word/2010/wordml" xmlns:w15="http://schemas.microsoft.com/office/word/2012/wordml" mc:Ignorable="w14 wp14 w15">
   <w:p>
     <w:pPr>
       <w:pStyle w:val="Footer"/>
@@ -2855,7 +3171,7 @@
 </file>
 
 <file path=word/footer38.xml><?xml version="1.0" encoding="utf-8"?>
-<w:ftr xmlns:o="urn:schemas-microsoft-com:office:office" xmlns:r="http://schemas.openxmlformats.org/officeDocument/2006/relationships" xmlns:v="urn:schemas-microsoft-com:vml" xmlns:w="http://schemas.openxmlformats.org/wordprocessingml/2006/main" xmlns:w10="urn:schemas-microsoft-com:office:word" xmlns:wp="http://schemas.openxmlformats.org/drawingml/2006/wordprocessingDrawing" xmlns:pic="http://schemas.openxmlformats.org/drawingml/2006/picture" xmlns:wps="http://schemas.microsoft.com/office/word/2010/wordprocessingShape" xmlns:wpg="http://schemas.microsoft.com/office/word/2010/wordprocessingGroup" xmlns:mc="http://schemas.openxmlformats.org/markup-compatibility/2006" xmlns:wp14="http://schemas.microsoft.com/office/word/2010/wordprocessingDrawing" xmlns:w14="http://schemas.microsoft.com/office/word/2010/wordml" xmlns:w15="http://schemas.microsoft.com/office/word/2012/wordml" mc:Ignorable="w14 wp14 w15">
+<w:ftr xmlns:o="urn:schemas-microsoft-com:office:office" xmlns:r="http://schemas.openxmlformats.org/officeDocument/2006/relationships" xmlns:v="urn:schemas-microsoft-com:vml" xmlns:w="http://schemas.openxmlformats.org/wordprocessingml/2006/main" xmlns:w10="urn:schemas-microsoft-com:office:word" xmlns:wp="http://schemas.openxmlformats.org/drawingml/2006/wordprocessingDrawing" xmlns:wps="http://schemas.microsoft.com/office/word/2010/wordprocessingShape" xmlns:wpg="http://schemas.microsoft.com/office/word/2010/wordprocessingGroup" xmlns:mc="http://schemas.openxmlformats.org/markup-compatibility/2006" xmlns:wp14="http://schemas.microsoft.com/office/word/2010/wordprocessingDrawing" xmlns:w14="http://schemas.microsoft.com/office/word/2010/wordml" xmlns:w15="http://schemas.microsoft.com/office/word/2012/wordml" mc:Ignorable="w14 wp14 w15">
   <w:sdt>
     <w:sdtPr>
       <w:docPartObj>
@@ -2912,64 +3228,13 @@
 </file>
 
 <file path=word/footer39.xml><?xml version="1.0" encoding="utf-8"?>
-<w:ftr xmlns:o="urn:schemas-microsoft-com:office:office" xmlns:r="http://schemas.openxmlformats.org/officeDocument/2006/relationships" xmlns:v="urn:schemas-microsoft-com:vml" xmlns:w="http://schemas.openxmlformats.org/wordprocessingml/2006/main" xmlns:w10="urn:schemas-microsoft-com:office:word" xmlns:wp="http://schemas.openxmlformats.org/drawingml/2006/wordprocessingDrawing" xmlns:pic="http://schemas.openxmlformats.org/drawingml/2006/picture" xmlns:wps="http://schemas.microsoft.com/office/word/2010/wordprocessingShape" xmlns:wpg="http://schemas.microsoft.com/office/word/2010/wordprocessingGroup" xmlns:mc="http://schemas.openxmlformats.org/markup-compatibility/2006" xmlns:wp14="http://schemas.microsoft.com/office/word/2010/wordprocessingDrawing" xmlns:w14="http://schemas.microsoft.com/office/word/2010/wordml" xmlns:w15="http://schemas.microsoft.com/office/word/2012/wordml" mc:Ignorable="w14 wp14 w15">
-  <w:sdt>
-    <w:sdtPr>
-      <w:docPartObj>
-        <w:docPartGallery w:val="Page Numbers (Bottom of Page)"/>
-        <w:docPartUnique w:val="true"/>
-      </w:docPartObj>
-      <w:id w:val="876213081"/>
-    </w:sdtPr>
-    <w:sdtContent>
-      <w:p>
-        <w:pPr>
-          <w:pStyle w:val="Footer"/>
-          <w:jc w:val="center"/>
-          <w:rPr>
-            <w:rFonts w:ascii="Times New Roman" w:hAnsi="Times New Roman" w:cs="Times New Roman"/>
-            <w:color w:themeColor="text1" w:val="000000"/>
-            <w:sz w:val="28"/>
-            <w:szCs w:val="28"/>
-          </w:rPr>
-        </w:pPr>
-        <w:r>
-          <w:rPr/>
-          <w:fldChar w:fldCharType="begin"/>
-        </w:r>
-        <w:r>
-          <w:rPr/>
-          <w:instrText xml:space="preserve"> PAGE </w:instrText>
-        </w:r>
-        <w:r>
-          <w:rPr/>
-          <w:fldChar w:fldCharType="separate"/>
-        </w:r>
-        <w:r>
-          <w:rPr/>
-          <w:t>19</w:t>
-        </w:r>
-        <w:r>
-          <w:rPr/>
-          <w:fldChar w:fldCharType="end"/>
-        </w:r>
-      </w:p>
-    </w:sdtContent>
-  </w:sdt>
-  <w:p>
-    <w:pPr>
-      <w:pStyle w:val="Footer"/>
-      <w:rPr/>
-    </w:pPr>
-    <w:r>
-      <w:rPr/>
-    </w:r>
-  </w:p>
+<w:ftr xmlns:o="urn:schemas-microsoft-com:office:office" xmlns:r="http://schemas.openxmlformats.org/officeDocument/2006/relationships" xmlns:v="urn:schemas-microsoft-com:vml" xmlns:w="http://schemas.openxmlformats.org/wordprocessingml/2006/main" xmlns:w10="urn:schemas-microsoft-com:office:word" xmlns:wp="http://schemas.openxmlformats.org/drawingml/2006/wordprocessingDrawing" xmlns:wps="http://schemas.microsoft.com/office/word/2010/wordprocessingShape" xmlns:wpg="http://schemas.microsoft.com/office/word/2010/wordprocessingGroup" xmlns:mc="http://schemas.openxmlformats.org/markup-compatibility/2006" xmlns:wp14="http://schemas.microsoft.com/office/word/2010/wordprocessingDrawing" xmlns:w14="http://schemas.microsoft.com/office/word/2010/wordml" xmlns:w15="http://schemas.microsoft.com/office/word/2012/wordml" mc:Ignorable="w14 wp14 w15">
+  <w:p/>
 </w:ftr>
 </file>
 
 <file path=word/footer4.xml><?xml version="1.0" encoding="utf-8"?>
-<w:ftr xmlns:o="urn:schemas-microsoft-com:office:office" xmlns:r="http://schemas.openxmlformats.org/officeDocument/2006/relationships" xmlns:v="urn:schemas-microsoft-com:vml" xmlns:w="http://schemas.openxmlformats.org/wordprocessingml/2006/main" xmlns:w10="urn:schemas-microsoft-com:office:word" xmlns:wp="http://schemas.openxmlformats.org/drawingml/2006/wordprocessingDrawing" xmlns:pic="http://schemas.openxmlformats.org/drawingml/2006/picture" xmlns:wps="http://schemas.microsoft.com/office/word/2010/wordprocessingShape" xmlns:wpg="http://schemas.microsoft.com/office/word/2010/wordprocessingGroup" xmlns:mc="http://schemas.openxmlformats.org/markup-compatibility/2006" xmlns:wp14="http://schemas.microsoft.com/office/word/2010/wordprocessingDrawing" xmlns:w14="http://schemas.microsoft.com/office/word/2010/wordml" xmlns:w15="http://schemas.microsoft.com/office/word/2012/wordml" mc:Ignorable="w14 wp14 w15">
+<w:ftr xmlns:o="urn:schemas-microsoft-com:office:office" xmlns:r="http://schemas.openxmlformats.org/officeDocument/2006/relationships" xmlns:v="urn:schemas-microsoft-com:vml" xmlns:w="http://schemas.openxmlformats.org/wordprocessingml/2006/main" xmlns:w10="urn:schemas-microsoft-com:office:word" xmlns:wp="http://schemas.openxmlformats.org/drawingml/2006/wordprocessingDrawing" xmlns:wps="http://schemas.microsoft.com/office/word/2010/wordprocessingShape" xmlns:wpg="http://schemas.microsoft.com/office/word/2010/wordprocessingGroup" xmlns:mc="http://schemas.openxmlformats.org/markup-compatibility/2006" xmlns:wp14="http://schemas.microsoft.com/office/word/2010/wordprocessingDrawing" xmlns:w14="http://schemas.microsoft.com/office/word/2010/wordml" xmlns:w15="http://schemas.microsoft.com/office/word/2012/wordml" mc:Ignorable="w14 wp14 w15">
   <w:p>
     <w:pPr>
       <w:pStyle w:val="Footer"/>
@@ -2983,7 +3248,7 @@
 </file>
 
 <file path=word/footer5.xml><?xml version="1.0" encoding="utf-8"?>
-<w:ftr xmlns:o="urn:schemas-microsoft-com:office:office" xmlns:r="http://schemas.openxmlformats.org/officeDocument/2006/relationships" xmlns:v="urn:schemas-microsoft-com:vml" xmlns:w="http://schemas.openxmlformats.org/wordprocessingml/2006/main" xmlns:w10="urn:schemas-microsoft-com:office:word" xmlns:wp="http://schemas.openxmlformats.org/drawingml/2006/wordprocessingDrawing" xmlns:pic="http://schemas.openxmlformats.org/drawingml/2006/picture" xmlns:wps="http://schemas.microsoft.com/office/word/2010/wordprocessingShape" xmlns:wpg="http://schemas.microsoft.com/office/word/2010/wordprocessingGroup" xmlns:mc="http://schemas.openxmlformats.org/markup-compatibility/2006" xmlns:wp14="http://schemas.microsoft.com/office/word/2010/wordprocessingDrawing" xmlns:w14="http://schemas.microsoft.com/office/word/2010/wordml" xmlns:w15="http://schemas.microsoft.com/office/word/2012/wordml" mc:Ignorable="w14 wp14 w15">
+<w:ftr xmlns:o="urn:schemas-microsoft-com:office:office" xmlns:r="http://schemas.openxmlformats.org/officeDocument/2006/relationships" xmlns:v="urn:schemas-microsoft-com:vml" xmlns:w="http://schemas.openxmlformats.org/wordprocessingml/2006/main" xmlns:w10="urn:schemas-microsoft-com:office:word" xmlns:wp="http://schemas.openxmlformats.org/drawingml/2006/wordprocessingDrawing" xmlns:wps="http://schemas.microsoft.com/office/word/2010/wordprocessingShape" xmlns:wpg="http://schemas.microsoft.com/office/word/2010/wordprocessingGroup" xmlns:mc="http://schemas.openxmlformats.org/markup-compatibility/2006" xmlns:wp14="http://schemas.microsoft.com/office/word/2010/wordprocessingDrawing" xmlns:w14="http://schemas.microsoft.com/office/word/2010/wordml" xmlns:w15="http://schemas.microsoft.com/office/word/2012/wordml" mc:Ignorable="w14 wp14 w15">
   <w:sdt>
     <w:sdtPr>
       <w:docPartObj>
@@ -3040,64 +3305,13 @@
 </file>
 
 <file path=word/footer6.xml><?xml version="1.0" encoding="utf-8"?>
-<w:ftr xmlns:o="urn:schemas-microsoft-com:office:office" xmlns:r="http://schemas.openxmlformats.org/officeDocument/2006/relationships" xmlns:v="urn:schemas-microsoft-com:vml" xmlns:w="http://schemas.openxmlformats.org/wordprocessingml/2006/main" xmlns:w10="urn:schemas-microsoft-com:office:word" xmlns:wp="http://schemas.openxmlformats.org/drawingml/2006/wordprocessingDrawing" xmlns:pic="http://schemas.openxmlformats.org/drawingml/2006/picture" xmlns:wps="http://schemas.microsoft.com/office/word/2010/wordprocessingShape" xmlns:wpg="http://schemas.microsoft.com/office/word/2010/wordprocessingGroup" xmlns:mc="http://schemas.openxmlformats.org/markup-compatibility/2006" xmlns:wp14="http://schemas.microsoft.com/office/word/2010/wordprocessingDrawing" xmlns:w14="http://schemas.microsoft.com/office/word/2010/wordml" xmlns:w15="http://schemas.microsoft.com/office/word/2012/wordml" mc:Ignorable="w14 wp14 w15">
-  <w:sdt>
-    <w:sdtPr>
-      <w:docPartObj>
-        <w:docPartGallery w:val="Page Numbers (Bottom of Page)"/>
-        <w:docPartUnique w:val="true"/>
-      </w:docPartObj>
-      <w:id w:val="1864326379"/>
-    </w:sdtPr>
-    <w:sdtContent>
-      <w:p>
-        <w:pPr>
-          <w:pStyle w:val="Footer"/>
-          <w:jc w:val="center"/>
-          <w:rPr>
-            <w:rFonts w:ascii="Times New Roman" w:hAnsi="Times New Roman" w:cs="Times New Roman"/>
-            <w:color w:themeColor="text1" w:val="000000"/>
-            <w:sz w:val="28"/>
-            <w:szCs w:val="28"/>
-          </w:rPr>
-        </w:pPr>
-        <w:r>
-          <w:rPr/>
-          <w:fldChar w:fldCharType="begin"/>
-        </w:r>
-        <w:r>
-          <w:rPr/>
-          <w:instrText xml:space="preserve"> PAGE </w:instrText>
-        </w:r>
-        <w:r>
-          <w:rPr/>
-          <w:fldChar w:fldCharType="separate"/>
-        </w:r>
-        <w:r>
-          <w:rPr/>
-          <w:t>8</w:t>
-        </w:r>
-        <w:r>
-          <w:rPr/>
-          <w:fldChar w:fldCharType="end"/>
-        </w:r>
-      </w:p>
-    </w:sdtContent>
-  </w:sdt>
-  <w:p>
-    <w:pPr>
-      <w:pStyle w:val="Footer"/>
-      <w:rPr/>
-    </w:pPr>
-    <w:r>
-      <w:rPr/>
-    </w:r>
-  </w:p>
+<w:ftr xmlns:o="urn:schemas-microsoft-com:office:office" xmlns:r="http://schemas.openxmlformats.org/officeDocument/2006/relationships" xmlns:v="urn:schemas-microsoft-com:vml" xmlns:w="http://schemas.openxmlformats.org/wordprocessingml/2006/main" xmlns:w10="urn:schemas-microsoft-com:office:word" xmlns:wp="http://schemas.openxmlformats.org/drawingml/2006/wordprocessingDrawing" xmlns:wps="http://schemas.microsoft.com/office/word/2010/wordprocessingShape" xmlns:wpg="http://schemas.microsoft.com/office/word/2010/wordprocessingGroup" xmlns:mc="http://schemas.openxmlformats.org/markup-compatibility/2006" xmlns:wp14="http://schemas.microsoft.com/office/word/2010/wordprocessingDrawing" xmlns:w14="http://schemas.microsoft.com/office/word/2010/wordml" xmlns:w15="http://schemas.microsoft.com/office/word/2012/wordml" mc:Ignorable="w14 wp14 w15">
+  <w:p/>
 </w:ftr>
 </file>
 
 <file path=word/footer7.xml><?xml version="1.0" encoding="utf-8"?>
-<w:ftr xmlns:o="urn:schemas-microsoft-com:office:office" xmlns:r="http://schemas.openxmlformats.org/officeDocument/2006/relationships" xmlns:v="urn:schemas-microsoft-com:vml" xmlns:w="http://schemas.openxmlformats.org/wordprocessingml/2006/main" xmlns:w10="urn:schemas-microsoft-com:office:word" xmlns:wp="http://schemas.openxmlformats.org/drawingml/2006/wordprocessingDrawing" xmlns:pic="http://schemas.openxmlformats.org/drawingml/2006/picture" xmlns:wps="http://schemas.microsoft.com/office/word/2010/wordprocessingShape" xmlns:wpg="http://schemas.microsoft.com/office/word/2010/wordprocessingGroup" xmlns:mc="http://schemas.openxmlformats.org/markup-compatibility/2006" xmlns:wp14="http://schemas.microsoft.com/office/word/2010/wordprocessingDrawing" xmlns:w14="http://schemas.microsoft.com/office/word/2010/wordml" xmlns:w15="http://schemas.microsoft.com/office/word/2012/wordml" mc:Ignorable="w14 wp14 w15">
+<w:ftr xmlns:o="urn:schemas-microsoft-com:office:office" xmlns:r="http://schemas.openxmlformats.org/officeDocument/2006/relationships" xmlns:v="urn:schemas-microsoft-com:vml" xmlns:w="http://schemas.openxmlformats.org/wordprocessingml/2006/main" xmlns:w10="urn:schemas-microsoft-com:office:word" xmlns:wp="http://schemas.openxmlformats.org/drawingml/2006/wordprocessingDrawing" xmlns:wps="http://schemas.microsoft.com/office/word/2010/wordprocessingShape" xmlns:wpg="http://schemas.microsoft.com/office/word/2010/wordprocessingGroup" xmlns:mc="http://schemas.openxmlformats.org/markup-compatibility/2006" xmlns:wp14="http://schemas.microsoft.com/office/word/2010/wordprocessingDrawing" xmlns:w14="http://schemas.microsoft.com/office/word/2010/wordml" xmlns:w15="http://schemas.microsoft.com/office/word/2012/wordml" mc:Ignorable="w14 wp14 w15">
   <w:p>
     <w:pPr>
       <w:pStyle w:val="Footer"/>
@@ -3111,7 +3325,7 @@
 </file>
 
 <file path=word/footer8.xml><?xml version="1.0" encoding="utf-8"?>
-<w:ftr xmlns:o="urn:schemas-microsoft-com:office:office" xmlns:r="http://schemas.openxmlformats.org/officeDocument/2006/relationships" xmlns:v="urn:schemas-microsoft-com:vml" xmlns:w="http://schemas.openxmlformats.org/wordprocessingml/2006/main" xmlns:w10="urn:schemas-microsoft-com:office:word" xmlns:wp="http://schemas.openxmlformats.org/drawingml/2006/wordprocessingDrawing" xmlns:pic="http://schemas.openxmlformats.org/drawingml/2006/picture" xmlns:wps="http://schemas.microsoft.com/office/word/2010/wordprocessingShape" xmlns:wpg="http://schemas.microsoft.com/office/word/2010/wordprocessingGroup" xmlns:mc="http://schemas.openxmlformats.org/markup-compatibility/2006" xmlns:wp14="http://schemas.microsoft.com/office/word/2010/wordprocessingDrawing" xmlns:w14="http://schemas.microsoft.com/office/word/2010/wordml" xmlns:w15="http://schemas.microsoft.com/office/word/2012/wordml" mc:Ignorable="w14 wp14 w15">
+<w:ftr xmlns:o="urn:schemas-microsoft-com:office:office" xmlns:r="http://schemas.openxmlformats.org/officeDocument/2006/relationships" xmlns:v="urn:schemas-microsoft-com:vml" xmlns:w="http://schemas.openxmlformats.org/wordprocessingml/2006/main" xmlns:w10="urn:schemas-microsoft-com:office:word" xmlns:wp="http://schemas.openxmlformats.org/drawingml/2006/wordprocessingDrawing" xmlns:wps="http://schemas.microsoft.com/office/word/2010/wordprocessingShape" xmlns:wpg="http://schemas.microsoft.com/office/word/2010/wordprocessingGroup" xmlns:mc="http://schemas.openxmlformats.org/markup-compatibility/2006" xmlns:wp14="http://schemas.microsoft.com/office/word/2010/wordprocessingDrawing" xmlns:w14="http://schemas.microsoft.com/office/word/2010/wordml" xmlns:w15="http://schemas.microsoft.com/office/word/2012/wordml" mc:Ignorable="w14 wp14 w15">
   <w:sdt>
     <w:sdtPr>
       <w:docPartObj>
@@ -3168,59 +3382,8 @@
 </file>
 
 <file path=word/footer9.xml><?xml version="1.0" encoding="utf-8"?>
-<w:ftr xmlns:o="urn:schemas-microsoft-com:office:office" xmlns:r="http://schemas.openxmlformats.org/officeDocument/2006/relationships" xmlns:v="urn:schemas-microsoft-com:vml" xmlns:w="http://schemas.openxmlformats.org/wordprocessingml/2006/main" xmlns:w10="urn:schemas-microsoft-com:office:word" xmlns:wp="http://schemas.openxmlformats.org/drawingml/2006/wordprocessingDrawing" xmlns:pic="http://schemas.openxmlformats.org/drawingml/2006/picture" xmlns:wps="http://schemas.microsoft.com/office/word/2010/wordprocessingShape" xmlns:wpg="http://schemas.microsoft.com/office/word/2010/wordprocessingGroup" xmlns:mc="http://schemas.openxmlformats.org/markup-compatibility/2006" xmlns:wp14="http://schemas.microsoft.com/office/word/2010/wordprocessingDrawing" xmlns:w14="http://schemas.microsoft.com/office/word/2010/wordml" xmlns:w15="http://schemas.microsoft.com/office/word/2012/wordml" mc:Ignorable="w14 wp14 w15">
-  <w:sdt>
-    <w:sdtPr>
-      <w:docPartObj>
-        <w:docPartGallery w:val="Page Numbers (Bottom of Page)"/>
-        <w:docPartUnique w:val="true"/>
-      </w:docPartObj>
-      <w:id w:val="1826113983"/>
-    </w:sdtPr>
-    <w:sdtContent>
-      <w:p>
-        <w:pPr>
-          <w:pStyle w:val="Footer"/>
-          <w:jc w:val="center"/>
-          <w:rPr>
-            <w:rFonts w:ascii="Times New Roman" w:hAnsi="Times New Roman" w:cs="Times New Roman"/>
-            <w:color w:themeColor="text1" w:val="000000"/>
-            <w:sz w:val="28"/>
-            <w:szCs w:val="28"/>
-          </w:rPr>
-        </w:pPr>
-        <w:r>
-          <w:rPr/>
-          <w:fldChar w:fldCharType="begin"/>
-        </w:r>
-        <w:r>
-          <w:rPr/>
-          <w:instrText xml:space="preserve"> PAGE </w:instrText>
-        </w:r>
-        <w:r>
-          <w:rPr/>
-          <w:fldChar w:fldCharType="separate"/>
-        </w:r>
-        <w:r>
-          <w:rPr/>
-          <w:t>9</w:t>
-        </w:r>
-        <w:r>
-          <w:rPr/>
-          <w:fldChar w:fldCharType="end"/>
-        </w:r>
-      </w:p>
-    </w:sdtContent>
-  </w:sdt>
-  <w:p>
-    <w:pPr>
-      <w:pStyle w:val="Footer"/>
-      <w:rPr/>
-    </w:pPr>
-    <w:r>
-      <w:rPr/>
-    </w:r>
-  </w:p>
+<w:ftr xmlns:o="urn:schemas-microsoft-com:office:office" xmlns:r="http://schemas.openxmlformats.org/officeDocument/2006/relationships" xmlns:v="urn:schemas-microsoft-com:vml" xmlns:w="http://schemas.openxmlformats.org/wordprocessingml/2006/main" xmlns:w10="urn:schemas-microsoft-com:office:word" xmlns:wp="http://schemas.openxmlformats.org/drawingml/2006/wordprocessingDrawing" xmlns:wps="http://schemas.microsoft.com/office/word/2010/wordprocessingShape" xmlns:wpg="http://schemas.microsoft.com/office/word/2010/wordprocessingGroup" xmlns:mc="http://schemas.openxmlformats.org/markup-compatibility/2006" xmlns:wp14="http://schemas.microsoft.com/office/word/2010/wordprocessingDrawing" xmlns:w14="http://schemas.microsoft.com/office/word/2010/wordml" xmlns:w15="http://schemas.microsoft.com/office/word/2012/wordml" mc:Ignorable="w14 wp14 w15">
+  <w:p/>
 </w:ftr>
 </file>
 
@@ -3892,7 +4055,7 @@
     </w:rPr>
   </w:style>
   <w:style w:type="paragraph" w:styleId="Heading1">
-    <w:name w:val="heading 1"/>
+    <w:name w:val="Heading 1"/>
     <w:basedOn w:val="Normal"/>
     <w:next w:val="Normal"/>
     <w:link w:val="1"/>
@@ -3913,7 +4076,7 @@
     </w:rPr>
   </w:style>
   <w:style w:type="paragraph" w:styleId="Heading2">
-    <w:name w:val="heading 2"/>
+    <w:name w:val="Heading 2"/>
     <w:basedOn w:val="Normal"/>
     <w:next w:val="Normal"/>
     <w:link w:val="2"/>
@@ -3936,7 +4099,7 @@
     </w:rPr>
   </w:style>
   <w:style w:type="paragraph" w:styleId="Heading3">
-    <w:name w:val="heading 3"/>
+    <w:name w:val="Heading 3"/>
     <w:basedOn w:val="Normal"/>
     <w:next w:val="Normal"/>
     <w:link w:val="3"/>
@@ -3959,7 +4122,7 @@
     </w:rPr>
   </w:style>
   <w:style w:type="paragraph" w:styleId="Heading4">
-    <w:name w:val="heading 4"/>
+    <w:name w:val="Heading 4"/>
     <w:basedOn w:val="Normal"/>
     <w:next w:val="Normal"/>
     <w:link w:val="4"/>
@@ -3992,7 +4155,6 @@
   <w:style w:type="character" w:styleId="1" w:customStyle="1">
     <w:name w:val="Заголовок 1 Знак"/>
     <w:basedOn w:val="DefaultParagraphFont"/>
-    <w:link w:val="Heading1"/>
     <w:uiPriority w:val="9"/>
     <w:qFormat/>
     <w:rsid w:val="00572b5b"/>
@@ -4006,7 +4168,6 @@
   <w:style w:type="character" w:styleId="2" w:customStyle="1">
     <w:name w:val="Заголовок 2 Знак"/>
     <w:basedOn w:val="DefaultParagraphFont"/>
-    <w:link w:val="Heading2"/>
     <w:uiPriority w:val="9"/>
     <w:semiHidden/>
     <w:qFormat/>
@@ -4021,7 +4182,6 @@
   <w:style w:type="character" w:styleId="3" w:customStyle="1">
     <w:name w:val="Заголовок 3 Знак"/>
     <w:basedOn w:val="DefaultParagraphFont"/>
-    <w:link w:val="Heading3"/>
     <w:uiPriority w:val="9"/>
     <w:semiHidden/>
     <w:qFormat/>
@@ -4036,7 +4196,6 @@
   <w:style w:type="character" w:styleId="4" w:customStyle="1">
     <w:name w:val="Заголовок 4 Знак"/>
     <w:basedOn w:val="DefaultParagraphFont"/>
-    <w:link w:val="Heading4"/>
     <w:uiPriority w:val="9"/>
     <w:semiHidden/>
     <w:qFormat/>
@@ -4051,7 +4210,6 @@
   <w:style w:type="character" w:styleId="Style10" w:customStyle="1">
     <w:name w:val="Заголовок Знак"/>
     <w:basedOn w:val="DefaultParagraphFont"/>
-    <w:link w:val="Title"/>
     <w:uiPriority w:val="10"/>
     <w:qFormat/>
     <w:rsid w:val="00572b5b"/>
@@ -4079,11 +4237,12 @@
       <w:szCs w:val="32"/>
     </w:rPr>
   </w:style>
-  <w:style w:type="character" w:styleId="Hyperlink">
-    <w:name w:val="Hyperlink"/>
+  <w:style w:type="character" w:styleId="InternetLink">
+    <w:name w:val="Internet Link"/>
     <w:basedOn w:val="DefaultParagraphFont"/>
     <w:uiPriority w:val="99"/>
     <w:unhideWhenUsed/>
+    <w:qFormat/>
     <w:rsid w:val="00572b5b"/>
     <w:rPr>
       <w:color w:themeColor="hyperlink" w:val="0563C1"/>
@@ -4093,7 +4252,6 @@
   <w:style w:type="character" w:styleId="Style12" w:customStyle="1">
     <w:name w:val="Верхний колонтитул Знак"/>
     <w:basedOn w:val="DefaultParagraphFont"/>
-    <w:link w:val="Header"/>
     <w:uiPriority w:val="99"/>
     <w:qFormat/>
     <w:rsid w:val="00572b5b"/>
@@ -4114,7 +4272,6 @@
   <w:style w:type="character" w:styleId="Style13" w:customStyle="1">
     <w:name w:val="Нижний колонтитул Знак"/>
     <w:basedOn w:val="DefaultParagraphFont"/>
-    <w:link w:val="Footer"/>
     <w:uiPriority w:val="99"/>
     <w:qFormat/>
     <w:rsid w:val="00572b5b"/>
@@ -4140,7 +4297,6 @@
   <w:style w:type="character" w:styleId="Style14" w:customStyle="1">
     <w:name w:val="Текст сноски Знак"/>
     <w:basedOn w:val="DefaultParagraphFont"/>
-    <w:link w:val="FootnoteText"/>
     <w:uiPriority w:val="99"/>
     <w:semiHidden/>
     <w:qFormat/>
@@ -4150,8 +4306,8 @@
       <w:szCs w:val="20"/>
     </w:rPr>
   </w:style>
-  <w:style w:type="character" w:styleId="FootnoteCharactersuser" w:customStyle="1">
-    <w:name w:val="Footnote Characters (user)"/>
+  <w:style w:type="character" w:styleId="FootnoteCharacters" w:customStyle="1">
+    <w:name w:val="Footnote Characters"/>
     <w:uiPriority w:val="99"/>
     <w:semiHidden/>
     <w:unhideWhenUsed/>
@@ -4161,20 +4317,20 @@
       <w:vertAlign w:val="superscript"/>
     </w:rPr>
   </w:style>
-  <w:style w:type="character" w:styleId="FootnoteCharacters">
-    <w:name w:val="Footnote Characters"/>
+  <w:style w:type="character" w:styleId="FootnoteCharacters1">
+    <w:name w:val="Footnote Characters1"/>
     <w:qFormat/>
     <w:rPr>
       <w:vertAlign w:val="superscript"/>
     </w:rPr>
   </w:style>
   <w:style w:type="character" w:styleId="FootnoteReference">
-    <w:name w:val="footnote reference"/>
+    <w:name w:val="Footnote Reference"/>
     <w:rPr>
       <w:vertAlign w:val="superscript"/>
     </w:rPr>
   </w:style>
-  <w:style w:type="character" w:styleId="CommentReference">
+  <w:style w:type="character" w:styleId="annotationreference">
     <w:name w:val="annotation reference"/>
     <w:basedOn w:val="DefaultParagraphFont"/>
     <w:uiPriority w:val="99"/>
@@ -4190,7 +4346,6 @@
   <w:style w:type="character" w:styleId="Style15" w:customStyle="1">
     <w:name w:val="Текст примечания Знак"/>
     <w:basedOn w:val="DefaultParagraphFont"/>
-    <w:link w:val="CommentText"/>
     <w:uiPriority w:val="99"/>
     <w:qFormat/>
     <w:rsid w:val="00572b5b"/>
@@ -4300,13 +4455,20 @@
       <w:color w:val="808080"/>
     </w:rPr>
   </w:style>
-  <w:style w:type="character" w:styleId="IndexLink" w:customStyle="1">
-    <w:name w:val="Index Link"/>
+  <w:style w:type="character" w:styleId="Style19" w:customStyle="1">
+    <w:name w:val="Ссылка указателя"/>
     <w:qFormat/>
     <w:rPr/>
   </w:style>
-  <w:style w:type="paragraph" w:styleId="Heading" w:customStyle="1">
-    <w:name w:val="Heading"/>
+  <w:style w:type="character" w:styleId="Hyperlink">
+    <w:name w:val="Hyperlink"/>
+    <w:rPr>
+      <w:color w:val="000080"/>
+      <w:u w:val="single"/>
+    </w:rPr>
+  </w:style>
+  <w:style w:type="paragraph" w:styleId="Style20" w:customStyle="1">
+    <w:name w:val="Заголовок"/>
     <w:basedOn w:val="Normal"/>
     <w:next w:val="BodyText"/>
     <w:qFormat/>
@@ -4337,7 +4499,7 @@
     </w:rPr>
   </w:style>
   <w:style w:type="paragraph" w:styleId="Caption">
-    <w:name w:val="caption"/>
+    <w:name w:val="Caption"/>
     <w:basedOn w:val="Normal"/>
     <w:qFormat/>
     <w:pPr>
@@ -4352,8 +4514,8 @@
       <w:szCs w:val="24"/>
     </w:rPr>
   </w:style>
-  <w:style w:type="paragraph" w:styleId="Index" w:customStyle="1">
-    <w:name w:val="Index"/>
+  <w:style w:type="paragraph" w:styleId="Style21" w:customStyle="1">
+    <w:name w:val="Указатель"/>
     <w:basedOn w:val="Normal"/>
     <w:qFormat/>
     <w:pPr>
@@ -4364,8 +4526,8 @@
     </w:rPr>
   </w:style>
   <w:style w:type="paragraph" w:styleId="IndexHeading">
-    <w:name w:val="index heading"/>
-    <w:basedOn w:val="Heading"/>
+    <w:name w:val="Index Heading"/>
+    <w:basedOn w:val="Style20"/>
     <w:pPr/>
     <w:rPr/>
   </w:style>
@@ -4426,7 +4588,7 @@
     </w:rPr>
   </w:style>
   <w:style w:type="paragraph" w:styleId="TOC1">
-    <w:name w:val="toc 1"/>
+    <w:name w:val="TOC 1"/>
     <w:basedOn w:val="Normal"/>
     <w:next w:val="Normal"/>
     <w:autoRedefine/>
@@ -4463,7 +4625,7 @@
     <w:rPr/>
   </w:style>
   <w:style w:type="paragraph" w:styleId="Header">
-    <w:name w:val="header"/>
+    <w:name w:val="Header"/>
     <w:basedOn w:val="Normal"/>
     <w:link w:val="Style12"/>
     <w:uiPriority w:val="99"/>
@@ -4480,7 +4642,7 @@
     <w:rPr/>
   </w:style>
   <w:style w:type="paragraph" w:styleId="Footer">
-    <w:name w:val="footer"/>
+    <w:name w:val="Footer"/>
     <w:basedOn w:val="Normal"/>
     <w:link w:val="Style13"/>
     <w:uiPriority w:val="99"/>
@@ -4530,7 +4692,7 @@
     <w:rPr/>
   </w:style>
   <w:style w:type="paragraph" w:styleId="FootnoteText">
-    <w:name w:val="footnote text"/>
+    <w:name w:val="Footnote Text"/>
     <w:basedOn w:val="Normal"/>
     <w:link w:val="Style14"/>
     <w:uiPriority w:val="99"/>
@@ -4546,7 +4708,7 @@
     </w:rPr>
   </w:style>
   <w:style w:type="paragraph" w:styleId="TOC2">
-    <w:name w:val="toc 2"/>
+    <w:name w:val="TOC 2"/>
     <w:basedOn w:val="Normal"/>
     <w:next w:val="Normal"/>
     <w:autoRedefine/>
@@ -4559,8 +4721,8 @@
     </w:pPr>
     <w:rPr/>
   </w:style>
-  <w:style w:type="paragraph" w:styleId="CommentText">
-    <w:name w:val="annotation text"/>
+  <w:style w:type="paragraph" w:styleId="AnnotationText">
+    <w:name w:val="Annotation Text"/>
     <w:basedOn w:val="Normal"/>
     <w:link w:val="Style15"/>
     <w:uiPriority w:val="99"/>
@@ -4576,8 +4738,8 @@
   </w:style>
   <w:style w:type="paragraph" w:styleId="annotationsubject">
     <w:name w:val="annotation subject"/>
-    <w:basedOn w:val="CommentText"/>
-    <w:next w:val="CommentText"/>
+    <w:basedOn w:val="AnnotationText"/>
+    <w:next w:val="AnnotationText"/>
     <w:link w:val="Style16"/>
     <w:uiPriority w:val="99"/>
     <w:semiHidden/>
@@ -4607,7 +4769,7 @@
     </w:rPr>
   </w:style>
   <w:style w:type="paragraph" w:styleId="TOC3">
-    <w:name w:val="toc 3"/>
+    <w:name w:val="TOC 3"/>
     <w:basedOn w:val="Normal"/>
     <w:next w:val="Normal"/>
     <w:autoRedefine/>
@@ -4719,8 +4881,25 @@
     </w:pPr>
     <w:rPr/>
   </w:style>
-  <w:style w:type="numbering" w:styleId="NoList" w:default="1">
-    <w:name w:val="No List"/>
+  <w:style w:type="paragraph" w:styleId="Style22">
+    <w:name w:val="Содержимое таблицы"/>
+    <w:basedOn w:val="Normal"/>
+    <w:qFormat/>
+    <w:pPr>
+      <w:widowControl w:val="false"/>
+      <w:suppressLineNumbers/>
+    </w:pPr>
+    <w:rPr/>
+  </w:style>
+  <w:style w:type="paragraph" w:styleId="Style23">
+    <w:name w:val="Таблица"/>
+    <w:basedOn w:val="Caption"/>
+    <w:qFormat/>
+    <w:pPr/>
+    <w:rPr/>
+  </w:style>
+  <w:style w:type="numbering" w:styleId="Style24" w:default="1">
+    <w:name w:val="Без списка"/>
     <w:uiPriority w:val="99"/>
     <w:semiHidden/>
     <w:unhideWhenUsed/>

--- a/backend/test-input/test.docx
+++ b/backend/test-input/test.docx
@@ -511,8 +511,8 @@
         <w:rPr/>
       </w:pPr>
       <w:bookmarkStart w:id="0" w:name="__RefHeading___Toc13668_1734033060"/>
-      <w:bookmarkStart w:id="1" w:name="_Toc140087571"/>
-      <w:bookmarkStart w:id="2" w:name="_Toc130343945"/>
+      <w:bookmarkStart w:id="1" w:name="_Toc130343945"/>
+      <w:bookmarkStart w:id="2" w:name="_Toc140087571"/>
       <w:bookmarkEnd w:id="0"/>
       <w:r>
         <w:rPr/>
@@ -741,8 +741,8 @@
         <w:rPr/>
       </w:pPr>
       <w:bookmarkStart w:id="5" w:name="__RefHeading___Toc12418_1734033060"/>
-      <w:bookmarkStart w:id="6" w:name="_Toc140087573"/>
-      <w:bookmarkStart w:id="7" w:name="_Toc130343946"/>
+      <w:bookmarkStart w:id="6" w:name="_Toc130343946"/>
+      <w:bookmarkStart w:id="7" w:name="_Toc140087573"/>
       <w:bookmarkEnd w:id="5"/>
       <w:r>
         <w:rPr/>
@@ -815,6 +815,7 @@
         <w:t>Контекст и актуальность области</w:t>
       </w:r>
       <w:bookmarkStart w:id="12" w:name="__RefHeading___Toc12424_1734033060"/>
+      <w:bookmarkEnd w:id="12"/>
     </w:p>
     <w:p>
       <w:pPr>
@@ -836,15 +837,14 @@
         </w:rPr>
       </w:pPr>
       <w:bookmarkStart w:id="13" w:name="_Toc140087576"/>
-      <w:bookmarkEnd w:id="12"/>
-      <w:r>
-        <w:rPr/>
-        <w:t>1.6 Вывод</w:t>
+      <w:r>
+        <w:rPr/>
+        <w:t>1.6 Выво</w:t>
       </w:r>
       <w:bookmarkEnd w:id="13"/>
       <w:r>
         <w:rPr/>
-        <w:t>ы</w:t>
+        <w:t>ды</w:t>
       </w:r>
     </w:p>
     <w:p>
@@ -897,6 +897,7 @@
         <w:t xml:space="preserve"> </w:t>
       </w:r>
       <w:bookmarkStart w:id="18" w:name="__RefHeading___Toc12430_1734033060"/>
+      <w:bookmarkEnd w:id="18"/>
     </w:p>
     <w:p>
       <w:pPr>
@@ -918,15 +919,14 @@
         </w:rPr>
       </w:pPr>
       <w:bookmarkStart w:id="19" w:name="_Toc140087579"/>
-      <w:bookmarkEnd w:id="18"/>
-      <w:r>
-        <w:rPr/>
-        <w:t>2.6 Вывод</w:t>
+      <w:r>
+        <w:rPr/>
+        <w:t>2.6 Выво</w:t>
       </w:r>
       <w:bookmarkEnd w:id="19"/>
       <w:r>
         <w:rPr/>
-        <w:t>ы</w:t>
+        <w:t>ды</w:t>
       </w:r>
     </w:p>
     <w:p>
@@ -979,6 +979,7 @@
       </w:r>
       <w:bookmarkStart w:id="26" w:name="__RefHeading___Toc12438_1734033060"/>
       <w:bookmarkEnd w:id="25"/>
+      <w:bookmarkEnd w:id="26"/>
     </w:p>
     <w:p>
       <w:pPr>
@@ -1000,15 +1001,14 @@
         </w:rPr>
       </w:pPr>
       <w:bookmarkStart w:id="27" w:name="_Toc140087583"/>
-      <w:bookmarkEnd w:id="26"/>
-      <w:r>
-        <w:rPr/>
-        <w:t>3.3 Выво</w:t>
+      <w:r>
+        <w:rPr/>
+        <w:t>3.3 Выв</w:t>
       </w:r>
       <w:bookmarkEnd w:id="27"/>
       <w:r>
         <w:rPr/>
-        <w:t>ды</w:t>
+        <w:t>оды</w:t>
       </w:r>
       <w:bookmarkStart w:id="28" w:name="_Hlk135138718"/>
     </w:p>
@@ -1157,8 +1157,8 @@
         <w:rPr/>
       </w:pPr>
       <w:bookmarkStart w:id="39" w:name="__RefHeading___Toc12450_1734033060"/>
-      <w:bookmarkStart w:id="40" w:name="_Toc140087589"/>
-      <w:bookmarkStart w:id="41" w:name="_Toc130343950"/>
+      <w:bookmarkStart w:id="40" w:name="_Toc130343950"/>
+      <w:bookmarkStart w:id="41" w:name="_Toc140087589"/>
       <w:bookmarkEnd w:id="39"/>
       <w:r>
         <w:rPr/>
@@ -1197,7 +1197,7 @@
           <w:szCs w:val="28"/>
           <w:lang w:val="ru-RU"/>
         </w:rPr>
-        <w:t>Ньюмен С. Создание микросервисов. //СПб.: Питер, 2016. – 304 с</w:t>
+        <w:t xml:space="preserve">Ньюмен С. Создание микросервисов. //СПб.: Питер, 2016. – 304 </w:t>
       </w:r>
       <w:bookmarkEnd w:id="42"/>
       <w:r>
@@ -1205,7 +1205,7 @@
           <w:szCs w:val="28"/>
           <w:lang w:val="ru-RU"/>
         </w:rPr>
-        <w:t>.</w:t>
+        <w:t>с.</w:t>
       </w:r>
     </w:p>
     <w:p>
@@ -1270,7 +1270,7 @@
         <w:gridCol w:w="1559"/>
         <w:gridCol w:w="1559"/>
         <w:gridCol w:w="1559"/>
-        <w:gridCol w:w="1560"/>
+        <w:gridCol w:w="1559"/>
       </w:tblGrid>
       <w:tr>
         <w:trPr/>
@@ -1386,7 +1386,7 @@
         </w:tc>
         <w:tc>
           <w:tcPr>
-            <w:tcW w:w="1560" w:type="dxa"/>
+            <w:tcW w:w="1559" w:type="dxa"/>
             <w:tcBorders>
               <w:top w:val="single" w:sz="4" w:space="0" w:color="000000"/>
               <w:left w:val="single" w:sz="4" w:space="0" w:color="000000"/>
@@ -1517,7 +1517,7 @@
         </w:tc>
         <w:tc>
           <w:tcPr>
-            <w:tcW w:w="1560" w:type="dxa"/>
+            <w:tcW w:w="1559" w:type="dxa"/>
             <w:tcBorders>
               <w:left w:val="single" w:sz="4" w:space="0" w:color="000000"/>
               <w:bottom w:val="single" w:sz="4" w:space="0" w:color="000000"/>
@@ -1647,7 +1647,7 @@
         </w:tc>
         <w:tc>
           <w:tcPr>
-            <w:tcW w:w="1560" w:type="dxa"/>
+            <w:tcW w:w="1559" w:type="dxa"/>
             <w:tcBorders>
               <w:left w:val="single" w:sz="4" w:space="0" w:color="000000"/>
               <w:bottom w:val="single" w:sz="4" w:space="0" w:color="000000"/>
@@ -1777,7 +1777,7 @@
         </w:tc>
         <w:tc>
           <w:tcPr>
-            <w:tcW w:w="1560" w:type="dxa"/>
+            <w:tcW w:w="1559" w:type="dxa"/>
             <w:tcBorders>
               <w:left w:val="single" w:sz="4" w:space="0" w:color="000000"/>
               <w:bottom w:val="single" w:sz="4" w:space="0" w:color="000000"/>
@@ -1907,7 +1907,7 @@
         </w:tc>
         <w:tc>
           <w:tcPr>
-            <w:tcW w:w="1560" w:type="dxa"/>
+            <w:tcW w:w="1559" w:type="dxa"/>
             <w:tcBorders>
               <w:left w:val="single" w:sz="4" w:space="0" w:color="000000"/>
               <w:bottom w:val="single" w:sz="4" w:space="0" w:color="000000"/>
@@ -1939,7 +1939,9 @@
         </w:rPr>
       </w:pPr>
       <w:r>
-        <w:rPr/>
+        <w:rPr>
+          <w:lang w:val="ru-RU"/>
+        </w:rPr>
       </w:r>
     </w:p>
     <w:p>
@@ -2097,7 +2099,9 @@
         </w:rPr>
       </w:pPr>
       <w:r>
-        <w:rPr/>
+        <w:rPr>
+          <w:lang w:val="ru-RU"/>
+        </w:rPr>
       </w:r>
     </w:p>
     <w:p>
@@ -4330,6 +4334,13 @@
       <w:vertAlign w:val="superscript"/>
     </w:rPr>
   </w:style>
+  <w:style w:type="character" w:styleId="FootnoteCharacters2">
+    <w:name w:val="Footnote Characters2"/>
+    <w:qFormat/>
+    <w:rPr>
+      <w:vertAlign w:val="superscript"/>
+    </w:rPr>
+  </w:style>
   <w:style w:type="character" w:styleId="annotationreference">
     <w:name w:val="annotation reference"/>
     <w:basedOn w:val="DefaultParagraphFont"/>
@@ -4459,6 +4470,14 @@
     <w:name w:val="Ссылка указателя"/>
     <w:qFormat/>
     <w:rPr/>
+  </w:style>
+  <w:style w:type="character" w:styleId="InternetLink1">
+    <w:name w:val="Internet Link1"/>
+    <w:qFormat/>
+    <w:rPr>
+      <w:color w:val="000080"/>
+      <w:u w:val="single"/>
+    </w:rPr>
   </w:style>
   <w:style w:type="character" w:styleId="Hyperlink">
     <w:name w:val="Hyperlink"/>

--- a/backend/test-input/test.docx
+++ b/backend/test-input/test.docx
@@ -2078,13 +2078,37 @@
     <w:p>
       <w:pPr>
         <w:pStyle w:val="-3"/>
-        <w:rPr/>
+        <w:keepNext w:val="true"/>
+        <w:keepLines/>
+        <w:widowControl/>
+        <w:suppressAutoHyphens w:val="true"/>
+        <w:bidi w:val="0"/>
+        <w:spacing w:lineRule="auto" w:line="240" w:before="240" w:after="160"/>
+        <w:rPr>
+          <w:rFonts w:ascii="Times New Roman" w:hAnsi="Times New Roman" w:eastAsia="" w:cs="Times New Roman"/>
+          <w:b/>
+          <w:color w:themeColor="text1" w:val="000000"/>
+          <w:spacing w:val="-10"/>
+          <w:kern w:val="2"/>
+          <w:sz w:val="32"/>
+          <w:szCs w:val="32"/>
+          <w:lang w:val="ru-RU" w:eastAsia="en-US" w:bidi="ar-SA"/>
+        </w:rPr>
       </w:pPr>
       <w:bookmarkStart w:id="45" w:name="__RefHeading___Toc12454_1734033060"/>
       <w:bookmarkStart w:id="46" w:name="_Toc140087591"/>
       <w:bookmarkEnd w:id="45"/>
       <w:r>
-        <w:rPr/>
+        <w:rPr>
+          <w:rFonts w:eastAsia="" w:cs="Times New Roman"/>
+          <w:b/>
+          <w:color w:themeColor="text1" w:val="000000"/>
+          <w:spacing w:val="-10"/>
+          <w:kern w:val="2"/>
+          <w:sz w:val="32"/>
+          <w:szCs w:val="32"/>
+          <w:lang w:val="ru-RU" w:eastAsia="en-US" w:bidi="ar-SA"/>
+        </w:rPr>
         <w:t>ПРИЛОЖЕНИЕ Б</w:t>
       </w:r>
       <w:bookmarkEnd w:id="46"/>
